--- a/Sprint20260921-20261002/HERO-69025_20261008_112534.docx
+++ b/Sprint20260921-20261002/HERO-69025_20261008_112534.docx
@@ -20,6 +20,21 @@
     </w:p>
     <w:p>
       <w:pPr>
+        <w:spacing w:before="0" w:after="80"/>
+      </w:pPr>
+      <w:r>
+        <w:rPr>
+          <w:rFonts w:ascii="Arial" w:hAnsi="Arial" w:eastAsia="Arial" w:cs="Arial"/>
+          <w:b w:val="0"/>
+          <w:color w:val="000000"/>
+          <w:sz w:val="20"/>
+          <w:u w:val="none"/>
+        </w:rPr>
+        <w:t>&gt; Font: Arial for the entire document. L1: 16pt bold center; L2: 13pt bold underlined; L3: 12pt bold blue (#001eff); L4: 11pt bold blue (#001eff); body: 10pt. Language: English.</w:t>
+      </w:r>
+    </w:p>
+    <w:p>
+      <w:pPr>
         <w:spacing w:before="200" w:after="120"/>
       </w:pPr>
       <w:r>
@@ -45,22 +60,7 @@
           <w:sz w:val="24"/>
           <w:u w:val="none"/>
         </w:rPr>
-        <w:t>F1.Patron Inquiry — Sensitive Information Masking On Mobile View</w:t>
-      </w:r>
-    </w:p>
-    <w:p>
-      <w:pPr>
-        <w:spacing w:before="120" w:after="60"/>
-      </w:pPr>
-      <w:r>
-        <w:rPr>
-          <w:rFonts w:ascii="Arial" w:hAnsi="Arial" w:eastAsia="Arial" w:cs="Arial"/>
-          <w:b/>
-          <w:color w:val="001EFF"/>
-          <w:sz w:val="22"/>
-          <w:u w:val="none"/>
-        </w:rPr>
-        <w:t>F1.1.Verify Patron Number Masking In Patron Inquiry On Vertical Mobile View</w:t>
+        <w:t>F1. GEMS Interface Setup for Hiding Sensitive Information</w:t>
       </w:r>
     </w:p>
     <w:p>
@@ -91,7 +91,7 @@
           <w:sz w:val="20"/>
           <w:u w:val="none"/>
         </w:rPr>
-        <w:t>1. The fixed POS client build is deployed on a vertical mobile device (Android Mobile / Apple iPad Tablet / iPhone)</w:t>
+        <w:t>1. A GEMS gaming interface is configured in Infrasys POS Platform under Interface Control &gt; Interfaces.</w:t>
       </w:r>
     </w:p>
     <w:p>
@@ -107,55 +107,7 @@
           <w:sz w:val="20"/>
           <w:u w:val="none"/>
         </w:rPr>
-        <w:t>2. A GEMS gaming interface is configured on Infrasys Cloud platform &gt; Interface Control &gt; Interfaces (vendor key: gems) with the station group setup for masking sensitive information (Setup 1) populated with the target station group</w:t>
-      </w:r>
-    </w:p>
-    <w:p>
-      <w:pPr>
-        <w:spacing w:before="0" w:after="40"/>
-        <w:ind w:left="360" w:hanging="240"/>
-      </w:pPr>
-      <w:r>
-        <w:rPr>
-          <w:rFonts w:ascii="Arial" w:hAnsi="Arial" w:eastAsia="Arial" w:cs="Arial"/>
-          <w:b w:val="0"/>
-          <w:color w:val="000000"/>
-          <w:sz w:val="20"/>
-          <w:u w:val="none"/>
-        </w:rPr>
-        <w:t>3. The current station belongs to the configured station group and the device is set to vertical mobile view</w:t>
-      </w:r>
-    </w:p>
-    <w:p>
-      <w:pPr>
-        <w:spacing w:before="0" w:after="40"/>
-        <w:ind w:left="360" w:hanging="240"/>
-      </w:pPr>
-      <w:r>
-        <w:rPr>
-          <w:rFonts w:ascii="Arial" w:hAnsi="Arial" w:eastAsia="Arial" w:cs="Arial"/>
-          <w:b w:val="0"/>
-          <w:color w:val="000000"/>
-          <w:sz w:val="20"/>
-          <w:u w:val="none"/>
-        </w:rPr>
-        <w:t>4. A patron with a known patron number and points balance exists on the GEMS external party for enquiry</w:t>
-      </w:r>
-    </w:p>
-    <w:p>
-      <w:pPr>
-        <w:spacing w:before="0" w:after="40"/>
-        <w:ind w:left="360" w:hanging="240"/>
-      </w:pPr>
-      <w:r>
-        <w:rPr>
-          <w:rFonts w:ascii="Arial" w:hAnsi="Arial" w:eastAsia="Arial" w:cs="Arial"/>
-          <w:b w:val="0"/>
-          <w:color w:val="000000"/>
-          <w:sz w:val="20"/>
-          <w:u w:val="none"/>
-        </w:rPr>
-        <w:t>5. Test environment: Local / HQ test environment</w:t>
+        <w:t>2. The user has permission to add or edit interface setups.</w:t>
       </w:r>
     </w:p>
     <w:p>
@@ -186,7 +138,7 @@
           <w:sz w:val="20"/>
           <w:u w:val="none"/>
         </w:rPr>
-        <w:t>1. Open a check on the POS client on the vertical mobile device</w:t>
+        <w:t>1. Add a new interface setup or edit the existing GEMS gaming interface.</w:t>
       </w:r>
     </w:p>
     <w:p>
@@ -202,7 +154,7 @@
           <w:sz w:val="20"/>
           <w:u w:val="none"/>
         </w:rPr>
-        <w:t>2. Click the function "Patron Inquiry"</w:t>
+        <w:t>2. Under Enquiry Display Settings, enter the target station group names in language 1 in "Station Groups for Hiding Sensitive Information (Setup [1])".</w:t>
       </w:r>
     </w:p>
     <w:p>
@@ -218,7 +170,22 @@
           <w:sz w:val="20"/>
           <w:u w:val="none"/>
         </w:rPr>
-        <w:t>3. Input the patron number</w:t>
+        <w:t>3. Click "Save" and reopen the record.</w:t>
+      </w:r>
+    </w:p>
+    <w:p>
+      <w:pPr>
+        <w:spacing w:before="0" w:after="80"/>
+      </w:pPr>
+      <w:r>
+        <w:rPr>
+          <w:rFonts w:ascii="Arial" w:hAnsi="Arial" w:eastAsia="Arial" w:cs="Arial"/>
+          <w:b/>
+          <w:color w:val="000000"/>
+          <w:sz w:val="20"/>
+          <w:u w:val="none"/>
+        </w:rPr>
+        <w:t>Test Result(s):</w:t>
       </w:r>
     </w:p>
     <w:p>
@@ -234,7 +201,7 @@
           <w:sz w:val="20"/>
           <w:u w:val="none"/>
         </w:rPr>
-        <w:t>4. Click the button "Enquiry"</w:t>
+        <w:t>1. The "Station Groups for Hiding Sensitive Information" field accepts station group names in language 1 in the defined format.</w:t>
       </w:r>
     </w:p>
     <w:p>
@@ -250,7 +217,7 @@
           <w:sz w:val="20"/>
           <w:u w:val="none"/>
         </w:rPr>
-        <w:t>5. Verify the system triggers the external party API for enquiry and displays the patron details returned in the response</w:t>
+        <w:t>2. The record is saved successfully and the configured station group list is retained after reopening.</w:t>
       </w:r>
     </w:p>
     <w:p>
@@ -266,7 +233,195 @@
           <w:sz w:val="20"/>
           <w:u w:val="none"/>
         </w:rPr>
-        <w:t>6. Verify the patron number field is masked — first 3 characters displayed, remaining characters masked with asterisks (e.g. 12345678 → 123</w:t>
+        <w:t>3. The setup can be edited or cleared and saved again without error.</w:t>
+      </w:r>
+    </w:p>
+    <w:p>
+      <w:pPr>
+        <w:spacing w:before="160" w:after="80"/>
+      </w:pPr>
+      <w:r>
+        <w:rPr>
+          <w:rFonts w:ascii="Arial" w:hAnsi="Arial" w:eastAsia="Arial" w:cs="Arial"/>
+          <w:b/>
+          <w:color w:val="001EFF"/>
+          <w:sz w:val="24"/>
+          <w:u w:val="none"/>
+        </w:rPr>
+        <w:t>F2. Patron Number Masking</w:t>
+      </w:r>
+    </w:p>
+    <w:p>
+      <w:pPr>
+        <w:spacing w:before="0" w:after="80"/>
+      </w:pPr>
+      <w:r>
+        <w:rPr>
+          <w:rFonts w:ascii="Arial" w:hAnsi="Arial" w:eastAsia="Arial" w:cs="Arial"/>
+          <w:b/>
+          <w:color w:val="000000"/>
+          <w:sz w:val="20"/>
+          <w:u w:val="none"/>
+        </w:rPr>
+        <w:t>Prerequisite(s):</w:t>
+      </w:r>
+    </w:p>
+    <w:p>
+      <w:pPr>
+        <w:spacing w:before="0" w:after="40"/>
+        <w:ind w:left="360" w:hanging="240"/>
+      </w:pPr>
+      <w:r>
+        <w:rPr>
+          <w:rFonts w:ascii="Arial" w:hAnsi="Arial" w:eastAsia="Arial" w:cs="Arial"/>
+          <w:b w:val="0"/>
+          <w:color w:val="000000"/>
+          <w:sz w:val="20"/>
+          <w:u w:val="none"/>
+        </w:rPr>
+        <w:t>1. The GEMS gaming interface is configured and the patron enquiry function is available.</w:t>
+      </w:r>
+    </w:p>
+    <w:p>
+      <w:pPr>
+        <w:spacing w:before="0" w:after="40"/>
+        <w:ind w:left="360" w:hanging="240"/>
+      </w:pPr>
+      <w:r>
+        <w:rPr>
+          <w:rFonts w:ascii="Arial" w:hAnsi="Arial" w:eastAsia="Arial" w:cs="Arial"/>
+          <w:b w:val="0"/>
+          <w:color w:val="000000"/>
+          <w:sz w:val="20"/>
+          <w:u w:val="none"/>
+        </w:rPr>
+        <w:t>2. The current station belongs to a station group configured in Setup [1] and the device is in vertical mobile view.</w:t>
+      </w:r>
+    </w:p>
+    <w:p>
+      <w:pPr>
+        <w:spacing w:before="0" w:after="80"/>
+      </w:pPr>
+      <w:r>
+        <w:rPr>
+          <w:rFonts w:ascii="Arial" w:hAnsi="Arial" w:eastAsia="Arial" w:cs="Arial"/>
+          <w:b/>
+          <w:color w:val="000000"/>
+          <w:sz w:val="20"/>
+          <w:u w:val="none"/>
+        </w:rPr>
+        <w:t>Step(s):</w:t>
+      </w:r>
+    </w:p>
+    <w:p>
+      <w:pPr>
+        <w:spacing w:before="0" w:after="40"/>
+        <w:ind w:left="360" w:hanging="240"/>
+      </w:pPr>
+      <w:r>
+        <w:rPr>
+          <w:rFonts w:ascii="Arial" w:hAnsi="Arial" w:eastAsia="Arial" w:cs="Arial"/>
+          <w:b w:val="0"/>
+          <w:color w:val="000000"/>
+          <w:sz w:val="20"/>
+          <w:u w:val="none"/>
+        </w:rPr>
+        <w:t>1. Open a check and click "Patron Inquiry".</w:t>
+      </w:r>
+    </w:p>
+    <w:p>
+      <w:pPr>
+        <w:spacing w:before="0" w:after="40"/>
+        <w:ind w:left="360" w:hanging="240"/>
+      </w:pPr>
+      <w:r>
+        <w:rPr>
+          <w:rFonts w:ascii="Arial" w:hAnsi="Arial" w:eastAsia="Arial" w:cs="Arial"/>
+          <w:b w:val="0"/>
+          <w:color w:val="000000"/>
+          <w:sz w:val="20"/>
+          <w:u w:val="none"/>
+        </w:rPr>
+        <w:t>2. Input a patron number (for example 12345678) and click "Enquiry".</w:t>
+      </w:r>
+    </w:p>
+    <w:p>
+      <w:pPr>
+        <w:spacing w:before="0" w:after="40"/>
+        <w:ind w:left="360" w:hanging="240"/>
+      </w:pPr>
+      <w:r>
+        <w:rPr>
+          <w:rFonts w:ascii="Arial" w:hAnsi="Arial" w:eastAsia="Arial" w:cs="Arial"/>
+          <w:b w:val="0"/>
+          <w:color w:val="000000"/>
+          <w:sz w:val="20"/>
+          <w:u w:val="none"/>
+        </w:rPr>
+        <w:t>3. Observe the displayed patron number in the returned patron details.</w:t>
+      </w:r>
+    </w:p>
+    <w:p>
+      <w:pPr>
+        <w:spacing w:before="0" w:after="80"/>
+      </w:pPr>
+      <w:r>
+        <w:rPr>
+          <w:rFonts w:ascii="Arial" w:hAnsi="Arial" w:eastAsia="Arial" w:cs="Arial"/>
+          <w:b/>
+          <w:color w:val="000000"/>
+          <w:sz w:val="20"/>
+          <w:u w:val="none"/>
+        </w:rPr>
+        <w:t>Test Result(s):</w:t>
+      </w:r>
+    </w:p>
+    <w:p>
+      <w:pPr>
+        <w:spacing w:before="0" w:after="40"/>
+        <w:ind w:left="360" w:hanging="240"/>
+      </w:pPr>
+      <w:r>
+        <w:rPr>
+          <w:rFonts w:ascii="Arial" w:hAnsi="Arial" w:eastAsia="Arial" w:cs="Arial"/>
+          <w:b w:val="0"/>
+          <w:color w:val="000000"/>
+          <w:sz w:val="20"/>
+          <w:u w:val="none"/>
+        </w:rPr>
+        <w:t>1. The first 3 characters of the patron number are displayed.</w:t>
+      </w:r>
+    </w:p>
+    <w:p>
+      <w:pPr>
+        <w:spacing w:before="0" w:after="40"/>
+        <w:ind w:left="360" w:hanging="240"/>
+      </w:pPr>
+      <w:r>
+        <w:rPr>
+          <w:rFonts w:ascii="Arial" w:hAnsi="Arial" w:eastAsia="Arial" w:cs="Arial"/>
+          <w:b w:val="0"/>
+          <w:color w:val="000000"/>
+          <w:sz w:val="20"/>
+          <w:u w:val="none"/>
+        </w:rPr>
+        <w:t>2. All remaining characters are masked with asterisks.</w:t>
+      </w:r>
+    </w:p>
+    <w:p>
+      <w:pPr>
+        <w:spacing w:before="0" w:after="40"/>
+        <w:ind w:left="360" w:hanging="240"/>
+      </w:pPr>
+      <w:r>
+        <w:rPr>
+          <w:rFonts w:ascii="Arial" w:hAnsi="Arial" w:eastAsia="Arial" w:cs="Arial"/>
+          <w:b w:val="0"/>
+          <w:color w:val="000000"/>
+          <w:sz w:val="20"/>
+          <w:u w:val="none"/>
+        </w:rPr>
+        <w:t>3. The patron number 12345678 is displayed as 123</w:t>
       </w:r>
       <w:r>
         <w:rPr>
@@ -286,7 +441,147 @@
           <w:sz w:val="20"/>
           <w:u w:val="none"/>
         </w:rPr>
-        <w:t>)</w:t>
+        <w:t>.</w:t>
+      </w:r>
+    </w:p>
+    <w:p>
+      <w:pPr>
+        <w:spacing w:before="160" w:after="80"/>
+      </w:pPr>
+      <w:r>
+        <w:rPr>
+          <w:rFonts w:ascii="Arial" w:hAnsi="Arial" w:eastAsia="Arial" w:cs="Arial"/>
+          <w:b/>
+          <w:color w:val="001EFF"/>
+          <w:sz w:val="24"/>
+          <w:u w:val="none"/>
+        </w:rPr>
+        <w:t>F3. Point Balance Masking</w:t>
+      </w:r>
+    </w:p>
+    <w:p>
+      <w:pPr>
+        <w:spacing w:before="120" w:after="60"/>
+      </w:pPr>
+      <w:r>
+        <w:rPr>
+          <w:rFonts w:ascii="Arial" w:hAnsi="Arial" w:eastAsia="Arial" w:cs="Arial"/>
+          <w:b/>
+          <w:color w:val="001EFF"/>
+          <w:sz w:val="22"/>
+          <w:u w:val="none"/>
+        </w:rPr>
+        <w:t>F3.1. Positive Point Balance Values</w:t>
+      </w:r>
+    </w:p>
+    <w:p>
+      <w:pPr>
+        <w:spacing w:before="0" w:after="80"/>
+      </w:pPr>
+      <w:r>
+        <w:rPr>
+          <w:rFonts w:ascii="Arial" w:hAnsi="Arial" w:eastAsia="Arial" w:cs="Arial"/>
+          <w:b/>
+          <w:color w:val="000000"/>
+          <w:sz w:val="20"/>
+          <w:u w:val="none"/>
+        </w:rPr>
+        <w:t>Prerequisite(s):</w:t>
+      </w:r>
+    </w:p>
+    <w:p>
+      <w:pPr>
+        <w:spacing w:before="0" w:after="40"/>
+        <w:ind w:left="360" w:hanging="240"/>
+      </w:pPr>
+      <w:r>
+        <w:rPr>
+          <w:rFonts w:ascii="Arial" w:hAnsi="Arial" w:eastAsia="Arial" w:cs="Arial"/>
+          <w:b w:val="0"/>
+          <w:color w:val="000000"/>
+          <w:sz w:val="20"/>
+          <w:u w:val="none"/>
+        </w:rPr>
+        <w:t>1. The current station belongs to a station group configured in Setup [1] and the device is in vertical mobile view.</w:t>
+      </w:r>
+    </w:p>
+    <w:p>
+      <w:pPr>
+        <w:spacing w:before="0" w:after="40"/>
+        <w:ind w:left="360" w:hanging="240"/>
+      </w:pPr>
+      <w:r>
+        <w:rPr>
+          <w:rFonts w:ascii="Arial" w:hAnsi="Arial" w:eastAsia="Arial" w:cs="Arial"/>
+          <w:b w:val="0"/>
+          <w:color w:val="000000"/>
+          <w:sz w:val="20"/>
+          <w:u w:val="none"/>
+        </w:rPr>
+        <w:t>2. Patron accounts with various point balances are available.</w:t>
+      </w:r>
+    </w:p>
+    <w:p>
+      <w:pPr>
+        <w:spacing w:before="0" w:after="80"/>
+      </w:pPr>
+      <w:r>
+        <w:rPr>
+          <w:rFonts w:ascii="Arial" w:hAnsi="Arial" w:eastAsia="Arial" w:cs="Arial"/>
+          <w:b/>
+          <w:color w:val="000000"/>
+          <w:sz w:val="20"/>
+          <w:u w:val="none"/>
+        </w:rPr>
+        <w:t>Step(s):</w:t>
+      </w:r>
+    </w:p>
+    <w:p>
+      <w:pPr>
+        <w:spacing w:before="0" w:after="40"/>
+        <w:ind w:left="360" w:hanging="240"/>
+      </w:pPr>
+      <w:r>
+        <w:rPr>
+          <w:rFonts w:ascii="Arial" w:hAnsi="Arial" w:eastAsia="Arial" w:cs="Arial"/>
+          <w:b w:val="0"/>
+          <w:color w:val="000000"/>
+          <w:sz w:val="20"/>
+          <w:u w:val="none"/>
+        </w:rPr>
+        <w:t>1. Perform a Patron Inquiry for a patron whose point balance is 12345.67.</w:t>
+      </w:r>
+    </w:p>
+    <w:p>
+      <w:pPr>
+        <w:spacing w:before="0" w:after="40"/>
+        <w:ind w:left="360" w:hanging="240"/>
+      </w:pPr>
+      <w:r>
+        <w:rPr>
+          <w:rFonts w:ascii="Arial" w:hAnsi="Arial" w:eastAsia="Arial" w:cs="Arial"/>
+          <w:b w:val="0"/>
+          <w:color w:val="000000"/>
+          <w:sz w:val="20"/>
+          <w:u w:val="none"/>
+        </w:rPr>
+        <w:t>2. Observe the masked point balance on the enquiry screen.</w:t>
+      </w:r>
+    </w:p>
+    <w:p>
+      <w:pPr>
+        <w:spacing w:before="0" w:after="40"/>
+        <w:ind w:left="360" w:hanging="240"/>
+      </w:pPr>
+      <w:r>
+        <w:rPr>
+          <w:rFonts w:ascii="Arial" w:hAnsi="Arial" w:eastAsia="Arial" w:cs="Arial"/>
+          <w:b w:val="0"/>
+          <w:color w:val="000000"/>
+          <w:sz w:val="20"/>
+          <w:u w:val="none"/>
+        </w:rPr>
+        <w:t>3. Repeat with point balances of 0, 5, 12, 120, 1200 and 12000.</w:t>
       </w:r>
     </w:p>
     <w:p>
@@ -317,7 +612,7 @@
           <w:sz w:val="20"/>
           <w:u w:val="none"/>
         </w:rPr>
-        <w:t>1. The "Patron Inquiry" function opens the enquiry screen on the vertical mobile device</w:t>
+        <w:t>1. The first 2 digits are displayed and all remaining integer digits are masked with asterisks.</w:t>
       </w:r>
     </w:p>
     <w:p>
@@ -333,7 +628,7 @@
           <w:sz w:val="20"/>
           <w:u w:val="none"/>
         </w:rPr>
-        <w:t>2. After inputting the patron number and clicking "Enquiry", the system triggers the external party API for enquiry and displays the patron details returned in the response</w:t>
+        <w:t>2. Decimal places are omitted; 12345.67 is displayed as 12***.</w:t>
       </w:r>
     </w:p>
     <w:p>
@@ -349,7 +644,7 @@
           <w:sz w:val="20"/>
           <w:u w:val="none"/>
         </w:rPr>
-        <w:t>3. The patron number field is masked — the first 3 characters are displayed and all remaining characters are masked with asterisks (e.g. 12345678 → 123</w:t>
+        <w:t>3. Small values are displayed as integers without asterisks beyond their digits: 0 as 0, 5 as 5, 12 as 12, 120 as 12*, 1200 as 12</w:t>
       </w:r>
       <w:r>
         <w:rPr>
@@ -359,7 +654,7 @@
           <w:sz w:val="20"/>
           <w:u w:val="none"/>
         </w:rPr>
-        <w:t>*</w:t>
+        <w:t xml:space="preserve"> and 12000 as 12</w:t>
       </w:r>
       <w:r>
         <w:rPr>
@@ -369,7 +664,7 @@
           <w:sz w:val="20"/>
           <w:u w:val="none"/>
         </w:rPr>
-        <w:t>), matching the required mask format</w:t>
+        <w:t>*.</w:t>
       </w:r>
     </w:p>
     <w:p>
@@ -384,7 +679,7 @@
           <w:sz w:val="22"/>
           <w:u w:val="none"/>
         </w:rPr>
-        <w:t>F1.2.Verify Point Balance Masking In Patron Inquiry On Vertical Mobile View</w:t>
+        <w:t>F3.2. Negative and Zero Point Balance Values</w:t>
       </w:r>
     </w:p>
     <w:p>
@@ -415,7 +710,7 @@
           <w:sz w:val="20"/>
           <w:u w:val="none"/>
         </w:rPr>
-        <w:t>1. The fixed POS client build is deployed on a vertical mobile device</w:t>
+        <w:t>1. The current station belongs to a station group configured in Setup [1] and the device is in vertical mobile view.</w:t>
       </w:r>
     </w:p>
     <w:p>
@@ -431,55 +726,7 @@
           <w:sz w:val="20"/>
           <w:u w:val="none"/>
         </w:rPr>
-        <w:t>2. A GEMS gaming interface is configured with the station group setup for masking sensitive information (Setup 1) populated with the target station group</w:t>
-      </w:r>
-    </w:p>
-    <w:p>
-      <w:pPr>
-        <w:spacing w:before="0" w:after="40"/>
-        <w:ind w:left="360" w:hanging="240"/>
-      </w:pPr>
-      <w:r>
-        <w:rPr>
-          <w:rFonts w:ascii="Arial" w:hAnsi="Arial" w:eastAsia="Arial" w:cs="Arial"/>
-          <w:b w:val="0"/>
-          <w:color w:val="000000"/>
-          <w:sz w:val="20"/>
-          <w:u w:val="none"/>
-        </w:rPr>
-        <w:t>3. The current station belongs to the configured station group and the device is set to vertical mobile view</w:t>
-      </w:r>
-    </w:p>
-    <w:p>
-      <w:pPr>
-        <w:spacing w:before="0" w:after="40"/>
-        <w:ind w:left="360" w:hanging="240"/>
-      </w:pPr>
-      <w:r>
-        <w:rPr>
-          <w:rFonts w:ascii="Arial" w:hAnsi="Arial" w:eastAsia="Arial" w:cs="Arial"/>
-          <w:b w:val="0"/>
-          <w:color w:val="000000"/>
-          <w:sz w:val="20"/>
-          <w:u w:val="none"/>
-        </w:rPr>
-        <w:t>4. Patrons with various point balances (e.g. 0, 5, 12, 120, 1200, 12000, 12345.67, -12345.67) exist on the GEMS external party for enquiry</w:t>
-      </w:r>
-    </w:p>
-    <w:p>
-      <w:pPr>
-        <w:spacing w:before="0" w:after="40"/>
-        <w:ind w:left="360" w:hanging="240"/>
-      </w:pPr>
-      <w:r>
-        <w:rPr>
-          <w:rFonts w:ascii="Arial" w:hAnsi="Arial" w:eastAsia="Arial" w:cs="Arial"/>
-          <w:b w:val="0"/>
-          <w:color w:val="000000"/>
-          <w:sz w:val="20"/>
-          <w:u w:val="none"/>
-        </w:rPr>
-        <w:t>5. Test environment: Local / HQ test environment</w:t>
+        <w:t>2. A patron account with a negative point balance is available.</w:t>
       </w:r>
     </w:p>
     <w:p>
@@ -510,7 +757,7 @@
           <w:sz w:val="20"/>
           <w:u w:val="none"/>
         </w:rPr>
-        <w:t>1. Open a check on the POS client on the vertical mobile device</w:t>
+        <w:t>1. Perform a Patron Inquiry for a patron whose point balance is -12345.67.</w:t>
       </w:r>
     </w:p>
     <w:p>
@@ -526,7 +773,7 @@
           <w:sz w:val="20"/>
           <w:u w:val="none"/>
         </w:rPr>
-        <w:t>2. Click the function "Patron Inquiry"</w:t>
+        <w:t>2. Observe the masked point balance.</w:t>
       </w:r>
     </w:p>
     <w:p>
@@ -542,55 +789,7 @@
           <w:sz w:val="20"/>
           <w:u w:val="none"/>
         </w:rPr>
-        <w:t>3. Input the patron number for a patron with a known point balance (e.g. 12345.67)</w:t>
-      </w:r>
-    </w:p>
-    <w:p>
-      <w:pPr>
-        <w:spacing w:before="0" w:after="40"/>
-        <w:ind w:left="360" w:hanging="240"/>
-      </w:pPr>
-      <w:r>
-        <w:rPr>
-          <w:rFonts w:ascii="Arial" w:hAnsi="Arial" w:eastAsia="Arial" w:cs="Arial"/>
-          <w:b w:val="0"/>
-          <w:color w:val="000000"/>
-          <w:sz w:val="20"/>
-          <w:u w:val="none"/>
-        </w:rPr>
-        <w:t>4. Click the button "Enquiry"</w:t>
-      </w:r>
-    </w:p>
-    <w:p>
-      <w:pPr>
-        <w:spacing w:before="0" w:after="40"/>
-        <w:ind w:left="360" w:hanging="240"/>
-      </w:pPr>
-      <w:r>
-        <w:rPr>
-          <w:rFonts w:ascii="Arial" w:hAnsi="Arial" w:eastAsia="Arial" w:cs="Arial"/>
-          <w:b w:val="0"/>
-          <w:color w:val="000000"/>
-          <w:sz w:val="20"/>
-          <w:u w:val="none"/>
-        </w:rPr>
-        <w:t>5. Verify the point balance field is masked — first 2 digits displayed, remaining digits masked with asterisks, decimal places omitted (e.g. 12345.67 → 12***)</w:t>
-      </w:r>
-    </w:p>
-    <w:p>
-      <w:pPr>
-        <w:spacing w:before="0" w:after="40"/>
-        <w:ind w:left="360" w:hanging="240"/>
-      </w:pPr>
-      <w:r>
-        <w:rPr>
-          <w:rFonts w:ascii="Arial" w:hAnsi="Arial" w:eastAsia="Arial" w:cs="Arial"/>
-          <w:b w:val="0"/>
-          <w:color w:val="000000"/>
-          <w:sz w:val="20"/>
-          <w:u w:val="none"/>
-        </w:rPr>
-        <w:t>6. Repeat the enquiry for patrons with different point balances (0, 5, 12, 120, 1200, 12000, -12345.67) and verify each masked value matches the expected format</w:t>
+        <w:t>3. Perform an enquiry for a patron whose point balance is 0.</w:t>
       </w:r>
     </w:p>
     <w:p>
@@ -621,7 +820,7 @@
           <w:sz w:val="20"/>
           <w:u w:val="none"/>
         </w:rPr>
-        <w:t>1. The point balance field is masked consistently — first 2 digits displayed, remaining digits masked with asterisks and decimal places omitted</w:t>
+        <w:t>1. The negative sign is displayed as it is.</w:t>
       </w:r>
     </w:p>
     <w:p>
@@ -637,13 +836,13 @@
           <w:sz w:val="20"/>
           <w:u w:val="none"/>
         </w:rPr>
-        <w:t>2. The masking results match the expected format for each test value:</w:t>
+        <w:t>2. The value -12345.67 is displayed as -12*** with decimal places omitted.</w:t>
       </w:r>
     </w:p>
     <w:p>
       <w:pPr>
         <w:spacing w:before="0" w:after="40"/>
-        <w:ind w:left="720" w:hanging="240"/>
+        <w:ind w:left="360" w:hanging="240"/>
       </w:pPr>
       <w:r>
         <w:rPr>
@@ -653,135 +852,22 @@
           <w:sz w:val="20"/>
           <w:u w:val="none"/>
         </w:rPr>
-        <w:t>• 0 → 0</w:t>
+        <w:t>3. A zero point balance is displayed as 0.</w:t>
       </w:r>
     </w:p>
     <w:p>
       <w:pPr>
-        <w:spacing w:before="0" w:after="40"/>
-        <w:ind w:left="720" w:hanging="240"/>
+        <w:spacing w:before="160" w:after="80"/>
       </w:pPr>
       <w:r>
         <w:rPr>
           <w:rFonts w:ascii="Arial" w:hAnsi="Arial" w:eastAsia="Arial" w:cs="Arial"/>
-          <w:b w:val="0"/>
-          <w:color w:val="000000"/>
-          <w:sz w:val="20"/>
+          <w:b/>
+          <w:color w:val="001EFF"/>
+          <w:sz w:val="24"/>
           <w:u w:val="none"/>
         </w:rPr>
-        <w:t>• 5 → 5</w:t>
-      </w:r>
-    </w:p>
-    <w:p>
-      <w:pPr>
-        <w:spacing w:before="0" w:after="40"/>
-        <w:ind w:left="720" w:hanging="240"/>
-      </w:pPr>
-      <w:r>
-        <w:rPr>
-          <w:rFonts w:ascii="Arial" w:hAnsi="Arial" w:eastAsia="Arial" w:cs="Arial"/>
-          <w:b w:val="0"/>
-          <w:color w:val="000000"/>
-          <w:sz w:val="20"/>
-          <w:u w:val="none"/>
-        </w:rPr>
-        <w:t>• 12 → 12</w:t>
-      </w:r>
-    </w:p>
-    <w:p>
-      <w:pPr>
-        <w:spacing w:before="0" w:after="40"/>
-        <w:ind w:left="720" w:hanging="240"/>
-      </w:pPr>
-      <w:r>
-        <w:rPr>
-          <w:rFonts w:ascii="Arial" w:hAnsi="Arial" w:eastAsia="Arial" w:cs="Arial"/>
-          <w:b w:val="0"/>
-          <w:color w:val="000000"/>
-          <w:sz w:val="20"/>
-          <w:u w:val="none"/>
-        </w:rPr>
-        <w:t>• 120 → 12*</w:t>
-      </w:r>
-    </w:p>
-    <w:p>
-      <w:pPr>
-        <w:spacing w:before="0" w:after="40"/>
-        <w:ind w:left="720" w:hanging="240"/>
-      </w:pPr>
-      <w:r>
-        <w:rPr>
-          <w:rFonts w:ascii="Arial" w:hAnsi="Arial" w:eastAsia="Arial" w:cs="Arial"/>
-          <w:b w:val="0"/>
-          <w:color w:val="000000"/>
-          <w:sz w:val="20"/>
-          <w:u w:val="none"/>
-        </w:rPr>
-        <w:t>• 1200 → 12**</w:t>
-      </w:r>
-    </w:p>
-    <w:p>
-      <w:pPr>
-        <w:spacing w:before="0" w:after="40"/>
-        <w:ind w:left="720" w:hanging="240"/>
-      </w:pPr>
-      <w:r>
-        <w:rPr>
-          <w:rFonts w:ascii="Arial" w:hAnsi="Arial" w:eastAsia="Arial" w:cs="Arial"/>
-          <w:b w:val="0"/>
-          <w:color w:val="000000"/>
-          <w:sz w:val="20"/>
-          <w:u w:val="none"/>
-        </w:rPr>
-        <w:t>• 12000 → 12***</w:t>
-      </w:r>
-    </w:p>
-    <w:p>
-      <w:pPr>
-        <w:spacing w:before="0" w:after="40"/>
-        <w:ind w:left="720" w:hanging="240"/>
-      </w:pPr>
-      <w:r>
-        <w:rPr>
-          <w:rFonts w:ascii="Arial" w:hAnsi="Arial" w:eastAsia="Arial" w:cs="Arial"/>
-          <w:b w:val="0"/>
-          <w:color w:val="000000"/>
-          <w:sz w:val="20"/>
-          <w:u w:val="none"/>
-        </w:rPr>
-        <w:t>• 12345.67 → 12***</w:t>
-      </w:r>
-    </w:p>
-    <w:p>
-      <w:pPr>
-        <w:spacing w:before="0" w:after="40"/>
-        <w:ind w:left="720" w:hanging="240"/>
-      </w:pPr>
-      <w:r>
-        <w:rPr>
-          <w:rFonts w:ascii="Arial" w:hAnsi="Arial" w:eastAsia="Arial" w:cs="Arial"/>
-          <w:b w:val="0"/>
-          <w:color w:val="000000"/>
-          <w:sz w:val="20"/>
-          <w:u w:val="none"/>
-        </w:rPr>
-        <w:t>• -12345.67 → -12***</w:t>
-      </w:r>
-    </w:p>
-    <w:p>
-      <w:pPr>
-        <w:spacing w:before="0" w:after="40"/>
-        <w:ind w:left="360" w:hanging="240"/>
-      </w:pPr>
-      <w:r>
-        <w:rPr>
-          <w:rFonts w:ascii="Arial" w:hAnsi="Arial" w:eastAsia="Arial" w:cs="Arial"/>
-          <w:b w:val="0"/>
-          <w:color w:val="000000"/>
-          <w:sz w:val="20"/>
-          <w:u w:val="none"/>
-        </w:rPr>
-        <w:t>3. The negative sign is preserved when the point balance is negative</w:t>
+        <w:t>F4. Point Department Masking</w:t>
       </w:r>
     </w:p>
     <w:p>
@@ -796,7 +882,7 @@
           <w:sz w:val="22"/>
           <w:u w:val="none"/>
         </w:rPr>
-        <w:t>F1.3.Verify Point Department / Point Earned Today Masking In Patron Inquiry On Vertical Mobile View</w:t>
+        <w:t>F4.1. Integer Portion with Three or Fewer Digits</w:t>
       </w:r>
     </w:p>
     <w:p>
@@ -827,7 +913,7 @@
           <w:sz w:val="20"/>
           <w:u w:val="none"/>
         </w:rPr>
-        <w:t>1. The fixed POS client build is deployed on a vertical mobile device</w:t>
+        <w:t>1. The current station belongs to a station group configured in Setup [1] and the device is in vertical mobile view.</w:t>
       </w:r>
     </w:p>
     <w:p>
@@ -843,55 +929,7 @@
           <w:sz w:val="20"/>
           <w:u w:val="none"/>
         </w:rPr>
-        <w:t>2. A GEMS gaming interface is configured with the station group setup for masking sensitive information (Setup 1) populated with the target station group</w:t>
-      </w:r>
-    </w:p>
-    <w:p>
-      <w:pPr>
-        <w:spacing w:before="0" w:after="40"/>
-        <w:ind w:left="360" w:hanging="240"/>
-      </w:pPr>
-      <w:r>
-        <w:rPr>
-          <w:rFonts w:ascii="Arial" w:hAnsi="Arial" w:eastAsia="Arial" w:cs="Arial"/>
-          <w:b w:val="0"/>
-          <w:color w:val="000000"/>
-          <w:sz w:val="20"/>
-          <w:u w:val="none"/>
-        </w:rPr>
-        <w:t>3. The current station belongs to the configured station group and the device is set to vertical mobile view</w:t>
-      </w:r>
-    </w:p>
-    <w:p>
-      <w:pPr>
-        <w:spacing w:before="0" w:after="40"/>
-        <w:ind w:left="360" w:hanging="240"/>
-      </w:pPr>
-      <w:r>
-        <w:rPr>
-          <w:rFonts w:ascii="Arial" w:hAnsi="Arial" w:eastAsia="Arial" w:cs="Arial"/>
-          <w:b w:val="0"/>
-          <w:color w:val="000000"/>
-          <w:sz w:val="20"/>
-          <w:u w:val="none"/>
-        </w:rPr>
-        <w:t>4. Patrons with various point department / point earned today values (e.g. 123.45, 12.34, 1.23, 0.12, 1234.56, -1234.56, 12345.67, -12345.67, 123456.78, -123456.78) exist on the GEMS external party for enquiry</w:t>
-      </w:r>
-    </w:p>
-    <w:p>
-      <w:pPr>
-        <w:spacing w:before="0" w:after="40"/>
-        <w:ind w:left="360" w:hanging="240"/>
-      </w:pPr>
-      <w:r>
-        <w:rPr>
-          <w:rFonts w:ascii="Arial" w:hAnsi="Arial" w:eastAsia="Arial" w:cs="Arial"/>
-          <w:b w:val="0"/>
-          <w:color w:val="000000"/>
-          <w:sz w:val="20"/>
-          <w:u w:val="none"/>
-        </w:rPr>
-        <w:t>5. Test environment: Local / HQ test environment</w:t>
+        <w:t>2. Patron accounts with the required point department values are available.</w:t>
       </w:r>
     </w:p>
     <w:p>
@@ -922,7 +960,7 @@
           <w:sz w:val="20"/>
           <w:u w:val="none"/>
         </w:rPr>
-        <w:t>1. Open a check on the POS client on the vertical mobile device</w:t>
+        <w:t>1. Perform Patron Inquiry for patrons with point department values of 0.12, 1.23, 12.34 and 123.45.</w:t>
       </w:r>
     </w:p>
     <w:p>
@@ -938,199 +976,7 @@
           <w:sz w:val="20"/>
           <w:u w:val="none"/>
         </w:rPr>
-        <w:t>2. Click the function "Patron Inquiry"</w:t>
-      </w:r>
-    </w:p>
-    <w:p>
-      <w:pPr>
-        <w:spacing w:before="0" w:after="40"/>
-        <w:ind w:left="360" w:hanging="240"/>
-      </w:pPr>
-      <w:r>
-        <w:rPr>
-          <w:rFonts w:ascii="Arial" w:hAnsi="Arial" w:eastAsia="Arial" w:cs="Arial"/>
-          <w:b w:val="0"/>
-          <w:color w:val="000000"/>
-          <w:sz w:val="20"/>
-          <w:u w:val="none"/>
-        </w:rPr>
-        <w:t>3. Input the patron number for a patron with a known point department / point earned today value</w:t>
-      </w:r>
-    </w:p>
-    <w:p>
-      <w:pPr>
-        <w:spacing w:before="0" w:after="40"/>
-        <w:ind w:left="360" w:hanging="240"/>
-      </w:pPr>
-      <w:r>
-        <w:rPr>
-          <w:rFonts w:ascii="Arial" w:hAnsi="Arial" w:eastAsia="Arial" w:cs="Arial"/>
-          <w:b w:val="0"/>
-          <w:color w:val="000000"/>
-          <w:sz w:val="20"/>
-          <w:u w:val="none"/>
-        </w:rPr>
-        <w:t>4. Click the button "Enquiry"</w:t>
-      </w:r>
-    </w:p>
-    <w:p>
-      <w:pPr>
-        <w:spacing w:before="0" w:after="40"/>
-        <w:ind w:left="360" w:hanging="240"/>
-      </w:pPr>
-      <w:r>
-        <w:rPr>
-          <w:rFonts w:ascii="Arial" w:hAnsi="Arial" w:eastAsia="Arial" w:cs="Arial"/>
-          <w:b w:val="0"/>
-          <w:color w:val="000000"/>
-          <w:sz w:val="20"/>
-          <w:u w:val="none"/>
-        </w:rPr>
-        <w:t>5. Verify the point department / point earned today fields are masked per the integer-portion digit-count rule:</w:t>
-      </w:r>
-    </w:p>
-    <w:p>
-      <w:pPr>
-        <w:spacing w:before="0" w:after="40"/>
-        <w:ind w:left="720" w:hanging="240"/>
-      </w:pPr>
-      <w:r>
-        <w:rPr>
-          <w:rFonts w:ascii="Arial" w:hAnsi="Arial" w:eastAsia="Arial" w:cs="Arial"/>
-          <w:b w:val="0"/>
-          <w:color w:val="000000"/>
-          <w:sz w:val="20"/>
-          <w:u w:val="none"/>
-        </w:rPr>
-        <w:t>• 3 or fewer digits before decimal: first 2 digits displayed, remaining integer digits masked with asterisks; decimal portion shown as two asterisks (</w:t>
-      </w:r>
-      <w:r>
-        <w:rPr>
-          <w:rFonts w:ascii="Arial" w:hAnsi="Arial" w:eastAsia="Arial" w:cs="Arial"/>
-          <w:b/>
-          <w:color w:val="000000"/>
-          <w:sz w:val="20"/>
-          <w:u w:val="none"/>
-        </w:rPr>
-        <w:t>) regardless of actual decimal places (e.g. 123.45 → 12*.</w:t>
-      </w:r>
-      <w:r>
-        <w:rPr>
-          <w:rFonts w:ascii="Arial" w:hAnsi="Arial" w:eastAsia="Arial" w:cs="Arial"/>
-          <w:b w:val="0"/>
-          <w:color w:val="000000"/>
-          <w:sz w:val="20"/>
-          <w:u w:val="none"/>
-        </w:rPr>
-        <w:t>; 12.34 → 12.</w:t>
-      </w:r>
-      <w:r>
-        <w:rPr>
-          <w:rFonts w:ascii="Arial" w:hAnsi="Arial" w:eastAsia="Arial" w:cs="Arial"/>
-          <w:b/>
-          <w:color w:val="000000"/>
-          <w:sz w:val="20"/>
-          <w:u w:val="none"/>
-        </w:rPr>
-        <w:t>; 1.23 → 1.</w:t>
-      </w:r>
-      <w:r>
-        <w:rPr>
-          <w:rFonts w:ascii="Arial" w:hAnsi="Arial" w:eastAsia="Arial" w:cs="Arial"/>
-          <w:b w:val="0"/>
-          <w:color w:val="000000"/>
-          <w:sz w:val="20"/>
-          <w:u w:val="none"/>
-        </w:rPr>
-        <w:t>; 0.12 → 0.**)</w:t>
-      </w:r>
-    </w:p>
-    <w:p>
-      <w:pPr>
-        <w:spacing w:before="0" w:after="40"/>
-        <w:ind w:left="720" w:hanging="240"/>
-      </w:pPr>
-      <w:r>
-        <w:rPr>
-          <w:rFonts w:ascii="Arial" w:hAnsi="Arial" w:eastAsia="Arial" w:cs="Arial"/>
-          <w:b w:val="0"/>
-          <w:color w:val="000000"/>
-          <w:sz w:val="20"/>
-          <w:u w:val="none"/>
-        </w:rPr>
-        <w:t>• 4 digits before decimal: first 2 digits displayed, remaining integer digit masked with one asterisk; only 1 decimal place shown, masked with one asterisk (e.g. 1234.56 → 12*.*; -1234.56 → -12*.*)</w:t>
-      </w:r>
-    </w:p>
-    <w:p>
-      <w:pPr>
-        <w:spacing w:before="0" w:after="40"/>
-        <w:ind w:left="720" w:hanging="240"/>
-      </w:pPr>
-      <w:r>
-        <w:rPr>
-          <w:rFonts w:ascii="Arial" w:hAnsi="Arial" w:eastAsia="Arial" w:cs="Arial"/>
-          <w:b w:val="0"/>
-          <w:color w:val="000000"/>
-          <w:sz w:val="20"/>
-          <w:u w:val="none"/>
-        </w:rPr>
-        <w:t>• 5 or more digits before decimal: first 2 digits displayed, remaining integer digits masked with two asterisks; only 1 decimal place shown, masked with one asterisk (e.g. 12345.67 → 12</w:t>
-      </w:r>
-      <w:r>
-        <w:rPr>
-          <w:rFonts w:ascii="Arial" w:hAnsi="Arial" w:eastAsia="Arial" w:cs="Arial"/>
-          <w:b/>
-          <w:color w:val="000000"/>
-          <w:sz w:val="20"/>
-          <w:u w:val="none"/>
-        </w:rPr>
-        <w:t>.*; -12345.67 → -12</w:t>
-      </w:r>
-      <w:r>
-        <w:rPr>
-          <w:rFonts w:ascii="Arial" w:hAnsi="Arial" w:eastAsia="Arial" w:cs="Arial"/>
-          <w:b w:val="0"/>
-          <w:color w:val="000000"/>
-          <w:sz w:val="20"/>
-          <w:u w:val="none"/>
-        </w:rPr>
-        <w:t>.*; 123456.78 → 12</w:t>
-      </w:r>
-      <w:r>
-        <w:rPr>
-          <w:rFonts w:ascii="Arial" w:hAnsi="Arial" w:eastAsia="Arial" w:cs="Arial"/>
-          <w:b/>
-          <w:color w:val="000000"/>
-          <w:sz w:val="20"/>
-          <w:u w:val="none"/>
-        </w:rPr>
-        <w:t>.*; -123456.78 → -12</w:t>
-      </w:r>
-      <w:r>
-        <w:rPr>
-          <w:rFonts w:ascii="Arial" w:hAnsi="Arial" w:eastAsia="Arial" w:cs="Arial"/>
-          <w:b w:val="0"/>
-          <w:color w:val="000000"/>
-          <w:sz w:val="20"/>
-          <w:u w:val="none"/>
-        </w:rPr>
-        <w:t>.*)</w:t>
-      </w:r>
-    </w:p>
-    <w:p>
-      <w:pPr>
-        <w:spacing w:before="0" w:after="40"/>
-        <w:ind w:left="360" w:hanging="240"/>
-      </w:pPr>
-      <w:r>
-        <w:rPr>
-          <w:rFonts w:ascii="Arial" w:hAnsi="Arial" w:eastAsia="Arial" w:cs="Arial"/>
-          <w:b w:val="0"/>
-          <w:color w:val="000000"/>
-          <w:sz w:val="20"/>
-          <w:u w:val="none"/>
-        </w:rPr>
-        <w:t>6. Repeat the enquiry for patrons with different point department / point earned today values to cover each digit-count branch</w:t>
+        <w:t>2. Observe the masked point department value in each result.</w:t>
       </w:r>
     </w:p>
     <w:p>
@@ -1161,7 +1007,7 @@
           <w:sz w:val="20"/>
           <w:u w:val="none"/>
         </w:rPr>
-        <w:t>1. The point department / point earned today fields are masked consistently per the integer-portion digit-count rule</w:t>
+        <w:t>1. The first 2 digits of the integer portion are displayed and the remaining integer digits are masked.</w:t>
       </w:r>
     </w:p>
     <w:p>
@@ -1177,7 +1023,7 @@
           <w:sz w:val="20"/>
           <w:u w:val="none"/>
         </w:rPr>
-        <w:t>2. The masking results match the expected format for each test value, including the decimal-portion handling and the negative sign preservation</w:t>
+        <w:t>2. The decimal portion is displayed as two asterisks regardless of the actual number of decimal places.</w:t>
       </w:r>
     </w:p>
     <w:p>
@@ -1193,22 +1039,47 @@
           <w:sz w:val="20"/>
           <w:u w:val="none"/>
         </w:rPr>
-        <w:t>3. The masking is applied uniformly across the patron inquiry response fields on the vertical mobile view</w:t>
+        <w:t>3. The values 0.12, 1.23, 12.34 and 123.45 are displayed as 0.</w:t>
       </w:r>
-    </w:p>
-    <w:p>
-      <w:pPr>
-        <w:spacing w:before="160" w:after="80"/>
-      </w:pPr>
       <w:r>
         <w:rPr>
           <w:rFonts w:ascii="Arial" w:hAnsi="Arial" w:eastAsia="Arial" w:cs="Arial"/>
           <w:b/>
-          <w:color w:val="001EFF"/>
-          <w:sz w:val="24"/>
+          <w:color w:val="000000"/>
+          <w:sz w:val="20"/>
           <w:u w:val="none"/>
         </w:rPr>
-        <w:t>F2.Post Online Comp — Sensitive Information Masking On Mobile View</w:t>
+        <w:t>, 1.</w:t>
+      </w:r>
+      <w:r>
+        <w:rPr>
+          <w:rFonts w:ascii="Arial" w:hAnsi="Arial" w:eastAsia="Arial" w:cs="Arial"/>
+          <w:b w:val="0"/>
+          <w:color w:val="000000"/>
+          <w:sz w:val="20"/>
+          <w:u w:val="none"/>
+        </w:rPr>
+        <w:t>, 12.</w:t>
+      </w:r>
+      <w:r>
+        <w:rPr>
+          <w:rFonts w:ascii="Arial" w:hAnsi="Arial" w:eastAsia="Arial" w:cs="Arial"/>
+          <w:b/>
+          <w:color w:val="000000"/>
+          <w:sz w:val="20"/>
+          <w:u w:val="none"/>
+        </w:rPr>
+        <w:t xml:space="preserve"> and 12*.</w:t>
+      </w:r>
+      <w:r>
+        <w:rPr>
+          <w:rFonts w:ascii="Arial" w:hAnsi="Arial" w:eastAsia="Arial" w:cs="Arial"/>
+          <w:b w:val="0"/>
+          <w:color w:val="000000"/>
+          <w:sz w:val="20"/>
+          <w:u w:val="none"/>
+        </w:rPr>
+        <w:t xml:space="preserve"> respectively.</w:t>
       </w:r>
     </w:p>
     <w:p>
@@ -1223,7 +1094,7 @@
           <w:sz w:val="22"/>
           <w:u w:val="none"/>
         </w:rPr>
-        <w:t>F2.1.Verify Sensitive Information Masking In Post Online Comp Enquiry On Vertical Mobile View</w:t>
+        <w:t>F4.2. Integer Portion with Four Digits</w:t>
       </w:r>
     </w:p>
     <w:p>
@@ -1254,7 +1125,7 @@
           <w:sz w:val="20"/>
           <w:u w:val="none"/>
         </w:rPr>
-        <w:t>1. The fixed POS client build is deployed on a vertical mobile device</w:t>
+        <w:t>1. The current station belongs to a station group configured in Setup [1] and the device is in vertical mobile view.</w:t>
       </w:r>
     </w:p>
     <w:p>
@@ -1270,71 +1141,7 @@
           <w:sz w:val="20"/>
           <w:u w:val="none"/>
         </w:rPr>
-        <w:t>2. A GEMS gaming interface is configured with the station group setup for masking sensitive information (Setup 1) populated with the target station group</w:t>
-      </w:r>
-    </w:p>
-    <w:p>
-      <w:pPr>
-        <w:spacing w:before="0" w:after="40"/>
-        <w:ind w:left="360" w:hanging="240"/>
-      </w:pPr>
-      <w:r>
-        <w:rPr>
-          <w:rFonts w:ascii="Arial" w:hAnsi="Arial" w:eastAsia="Arial" w:cs="Arial"/>
-          <w:b w:val="0"/>
-          <w:color w:val="000000"/>
-          <w:sz w:val="20"/>
-          <w:u w:val="none"/>
-        </w:rPr>
-        <w:t>3. The current station belongs to the configured station group and the device is set to vertical mobile view</w:t>
-      </w:r>
-    </w:p>
-    <w:p>
-      <w:pPr>
-        <w:spacing w:before="0" w:after="40"/>
-        <w:ind w:left="360" w:hanging="240"/>
-      </w:pPr>
-      <w:r>
-        <w:rPr>
-          <w:rFonts w:ascii="Arial" w:hAnsi="Arial" w:eastAsia="Arial" w:cs="Arial"/>
-          <w:b w:val="0"/>
-          <w:color w:val="000000"/>
-          <w:sz w:val="20"/>
-          <w:u w:val="none"/>
-        </w:rPr>
-        <w:t>4. A printed check exists for which the Post Online Comp payment will be applied</w:t>
-      </w:r>
-    </w:p>
-    <w:p>
-      <w:pPr>
-        <w:spacing w:before="0" w:after="40"/>
-        <w:ind w:left="360" w:hanging="240"/>
-      </w:pPr>
-      <w:r>
-        <w:rPr>
-          <w:rFonts w:ascii="Arial" w:hAnsi="Arial" w:eastAsia="Arial" w:cs="Arial"/>
-          <w:b w:val="0"/>
-          <w:color w:val="000000"/>
-          <w:sz w:val="20"/>
-          <w:u w:val="none"/>
-        </w:rPr>
-        <w:t>5. A patron with known patron number, point balance, point department and point earned today exists on the GEMS external party</w:t>
-      </w:r>
-    </w:p>
-    <w:p>
-      <w:pPr>
-        <w:spacing w:before="0" w:after="40"/>
-        <w:ind w:left="360" w:hanging="240"/>
-      </w:pPr>
-      <w:r>
-        <w:rPr>
-          <w:rFonts w:ascii="Arial" w:hAnsi="Arial" w:eastAsia="Arial" w:cs="Arial"/>
-          <w:b w:val="0"/>
-          <w:color w:val="000000"/>
-          <w:sz w:val="20"/>
-          <w:u w:val="none"/>
-        </w:rPr>
-        <w:t>6. Test environment: Local / HQ test environment</w:t>
+        <w:t>2. Patron accounts with four-digit integer point department values are available.</w:t>
       </w:r>
     </w:p>
     <w:p>
@@ -1365,7 +1172,7 @@
           <w:sz w:val="20"/>
           <w:u w:val="none"/>
         </w:rPr>
-        <w:t>1. Open a printed check on the POS client on the vertical mobile device</w:t>
+        <w:t>1. Perform Patron Inquiry for patrons with point department values of 1234.56 and -1234.56.</w:t>
       </w:r>
     </w:p>
     <w:p>
@@ -1381,87 +1188,7 @@
           <w:sz w:val="20"/>
           <w:u w:val="none"/>
         </w:rPr>
-        <w:t>2. Click the function "Paid" to go to the cashier</w:t>
-      </w:r>
-    </w:p>
-    <w:p>
-      <w:pPr>
-        <w:spacing w:before="0" w:after="40"/>
-        <w:ind w:left="360" w:hanging="240"/>
-      </w:pPr>
-      <w:r>
-        <w:rPr>
-          <w:rFonts w:ascii="Arial" w:hAnsi="Arial" w:eastAsia="Arial" w:cs="Arial"/>
-          <w:b w:val="0"/>
-          <w:color w:val="000000"/>
-          <w:sz w:val="20"/>
-          <w:u w:val="none"/>
-        </w:rPr>
-        <w:t>3. Select the GEMS "Post Online Comp" payment method</w:t>
-      </w:r>
-    </w:p>
-    <w:p>
-      <w:pPr>
-        <w:spacing w:before="0" w:after="40"/>
-        <w:ind w:left="360" w:hanging="240"/>
-      </w:pPr>
-      <w:r>
-        <w:rPr>
-          <w:rFonts w:ascii="Arial" w:hAnsi="Arial" w:eastAsia="Arial" w:cs="Arial"/>
-          <w:b w:val="0"/>
-          <w:color w:val="000000"/>
-          <w:sz w:val="20"/>
-          <w:u w:val="none"/>
-        </w:rPr>
-        <w:t>4. Input the patron number</w:t>
-      </w:r>
-    </w:p>
-    <w:p>
-      <w:pPr>
-        <w:spacing w:before="0" w:after="40"/>
-        <w:ind w:left="360" w:hanging="240"/>
-      </w:pPr>
-      <w:r>
-        <w:rPr>
-          <w:rFonts w:ascii="Arial" w:hAnsi="Arial" w:eastAsia="Arial" w:cs="Arial"/>
-          <w:b w:val="0"/>
-          <w:color w:val="000000"/>
-          <w:sz w:val="20"/>
-          <w:u w:val="none"/>
-        </w:rPr>
-        <w:t>5. Click the button "Enquiry"</w:t>
-      </w:r>
-    </w:p>
-    <w:p>
-      <w:pPr>
-        <w:spacing w:before="0" w:after="40"/>
-        <w:ind w:left="360" w:hanging="240"/>
-      </w:pPr>
-      <w:r>
-        <w:rPr>
-          <w:rFonts w:ascii="Arial" w:hAnsi="Arial" w:eastAsia="Arial" w:cs="Arial"/>
-          <w:b w:val="0"/>
-          <w:color w:val="000000"/>
-          <w:sz w:val="20"/>
-          <w:u w:val="none"/>
-        </w:rPr>
-        <w:t>6. Verify the system triggers the external party API for enquiry and displays the patron details returned in the response</w:t>
-      </w:r>
-    </w:p>
-    <w:p>
-      <w:pPr>
-        <w:spacing w:before="0" w:after="40"/>
-        <w:ind w:left="360" w:hanging="240"/>
-      </w:pPr>
-      <w:r>
-        <w:rPr>
-          <w:rFonts w:ascii="Arial" w:hAnsi="Arial" w:eastAsia="Arial" w:cs="Arial"/>
-          <w:b w:val="0"/>
-          <w:color w:val="000000"/>
-          <w:sz w:val="20"/>
-          <w:u w:val="none"/>
-        </w:rPr>
-        <w:t>7. Verify the patron number, point balance, point department and point earned today fields are masked per the rules defined in F1.1, F1.2 and F1.3</w:t>
+        <w:t>2. Observe the masked point department value in each result.</w:t>
       </w:r>
     </w:p>
     <w:p>
@@ -1492,7 +1219,7 @@
           <w:sz w:val="20"/>
           <w:u w:val="none"/>
         </w:rPr>
-        <w:t>1. The "Post Online Comp" enquiry is triggered successfully and the patron details are returned in the response</w:t>
+        <w:t>1. The first 2 digits are displayed and the remaining 2 digits before the decimal separator are masked with 1 asterisk.</w:t>
       </w:r>
     </w:p>
     <w:p>
@@ -1508,7 +1235,7 @@
           <w:sz w:val="20"/>
           <w:u w:val="none"/>
         </w:rPr>
-        <w:t>2. The patron number, point balance, point department and point earned today fields are masked per the rules defined in F1.1, F1.2 and F1.3 — consistent with the Patron Inquiry masking behaviour</w:t>
+        <w:t>2. Only 1 decimal place is displayed and it is masked with an asterisk.</w:t>
       </w:r>
     </w:p>
     <w:p>
@@ -1524,22 +1251,7 @@
           <w:sz w:val="20"/>
           <w:u w:val="none"/>
         </w:rPr>
-        <w:t>3. The masking takes effect only when the current station belongs to the configured station group and the device is set to vertical mobile view</w:t>
-      </w:r>
-    </w:p>
-    <w:p>
-      <w:pPr>
-        <w:spacing w:before="160" w:after="80"/>
-      </w:pPr>
-      <w:r>
-        <w:rPr>
-          <w:rFonts w:ascii="Arial" w:hAnsi="Arial" w:eastAsia="Arial" w:cs="Arial"/>
-          <w:b/>
-          <w:color w:val="001EFF"/>
-          <w:sz w:val="24"/>
-          <w:u w:val="none"/>
-        </w:rPr>
-        <w:t>F3.Non-Configured Station / Non-Mobile Device Behaviour</w:t>
+        <w:t>3. 1234.56 is displayed as 12*.* and -1234.56 is displayed as -12*.*.</w:t>
       </w:r>
     </w:p>
     <w:p>
@@ -1554,7 +1266,7 @@
           <w:sz w:val="22"/>
           <w:u w:val="none"/>
         </w:rPr>
-        <w:t>F3.1.Verify Sensitive Information Is Unmasked When Station Is Not In The Configured Station Group Or Device Is Not Vertical Mobile</w:t>
+        <w:t>F4.3. Integer Portion with Five or More Digits</w:t>
       </w:r>
     </w:p>
     <w:p>
@@ -1585,7 +1297,7 @@
           <w:sz w:val="20"/>
           <w:u w:val="none"/>
         </w:rPr>
-        <w:t>1. The fixed POS client build is deployed on a horizontal Workstation (Windows 11 Enterprise) AND on a vertical mobile device whose station is not in the configured station group</w:t>
+        <w:t>1. The current station belongs to a station group configured in Setup [1] and the device is in vertical mobile view.</w:t>
       </w:r>
     </w:p>
     <w:p>
@@ -1601,39 +1313,7 @@
           <w:sz w:val="20"/>
           <w:u w:val="none"/>
         </w:rPr>
-        <w:t>2. A GEMS gaming interface is configured with the station group setup for masking sensitive information (Setup 1) populated with a station group that does NOT include the current station (or Setup 1 is empty)</w:t>
-      </w:r>
-    </w:p>
-    <w:p>
-      <w:pPr>
-        <w:spacing w:before="0" w:after="40"/>
-        <w:ind w:left="360" w:hanging="240"/>
-      </w:pPr>
-      <w:r>
-        <w:rPr>
-          <w:rFonts w:ascii="Arial" w:hAnsi="Arial" w:eastAsia="Arial" w:cs="Arial"/>
-          <w:b w:val="0"/>
-          <w:color w:val="000000"/>
-          <w:sz w:val="20"/>
-          <w:u w:val="none"/>
-        </w:rPr>
-        <w:t>3. A patron with known patron number and points balance exists on the GEMS external party</w:t>
-      </w:r>
-    </w:p>
-    <w:p>
-      <w:pPr>
-        <w:spacing w:before="0" w:after="40"/>
-        <w:ind w:left="360" w:hanging="240"/>
-      </w:pPr>
-      <w:r>
-        <w:rPr>
-          <w:rFonts w:ascii="Arial" w:hAnsi="Arial" w:eastAsia="Arial" w:cs="Arial"/>
-          <w:b w:val="0"/>
-          <w:color w:val="000000"/>
-          <w:sz w:val="20"/>
-          <w:u w:val="none"/>
-        </w:rPr>
-        <w:t>4. Test environment: Local / HQ test environment</w:t>
+        <w:t>2. Patron accounts with five or more digit integer point department values are available.</w:t>
       </w:r>
     </w:p>
     <w:p>
@@ -1664,7 +1344,7 @@
           <w:sz w:val="20"/>
           <w:u w:val="none"/>
         </w:rPr>
-        <w:t>1. On the horizontal Workstation, open a check, click "Patron Inquiry", input the patron number and click "Enquiry"</w:t>
+        <w:t>1. Perform Patron Inquiry for patrons with point department values of 12345.67, -12345.67, 123456.78 and -123456.78.</w:t>
       </w:r>
     </w:p>
     <w:p>
@@ -1680,39 +1360,7 @@
           <w:sz w:val="20"/>
           <w:u w:val="none"/>
         </w:rPr>
-        <w:t>2. Verify the patron number, point balance, point department and point earned today fields are NOT masked — they are displayed in plain text following the existing handling</w:t>
-      </w:r>
-    </w:p>
-    <w:p>
-      <w:pPr>
-        <w:spacing w:before="0" w:after="40"/>
-        <w:ind w:left="360" w:hanging="240"/>
-      </w:pPr>
-      <w:r>
-        <w:rPr>
-          <w:rFonts w:ascii="Arial" w:hAnsi="Arial" w:eastAsia="Arial" w:cs="Arial"/>
-          <w:b w:val="0"/>
-          <w:color w:val="000000"/>
-          <w:sz w:val="20"/>
-          <w:u w:val="none"/>
-        </w:rPr>
-        <w:t>3. On the vertical mobile device whose station is not in the configured station group, repeat the Patron Inquiry flow</w:t>
-      </w:r>
-    </w:p>
-    <w:p>
-      <w:pPr>
-        <w:spacing w:before="0" w:after="40"/>
-        <w:ind w:left="360" w:hanging="240"/>
-      </w:pPr>
-      <w:r>
-        <w:rPr>
-          <w:rFonts w:ascii="Arial" w:hAnsi="Arial" w:eastAsia="Arial" w:cs="Arial"/>
-          <w:b w:val="0"/>
-          <w:color w:val="000000"/>
-          <w:sz w:val="20"/>
-          <w:u w:val="none"/>
-        </w:rPr>
-        <w:t>4. Verify the sensitive information fields are NOT masked (because the station does not belong to the configured station group, or Setup 1 is empty)</w:t>
+        <w:t>2. Observe the masked point department value in each result.</w:t>
       </w:r>
     </w:p>
     <w:p>
@@ -1743,7 +1391,7 @@
           <w:sz w:val="20"/>
           <w:u w:val="none"/>
         </w:rPr>
-        <w:t>1. On the horizontal Workstation, the patron number, point balance, point department and point earned today fields are displayed in plain text — not masked — even when the station belongs to the configured station group (because the device is not vertical mobile)</w:t>
+        <w:t>1. The first 2 digits are displayed and the remaining digits before the decimal separator are masked with 2 asterisks regardless of the actual number of digits.</w:t>
       </w:r>
     </w:p>
     <w:p>
@@ -1759,7 +1407,7 @@
           <w:sz w:val="20"/>
           <w:u w:val="none"/>
         </w:rPr>
-        <w:t>2. On the vertical mobile device whose station is not in the configured station group (or when Setup 1 is empty), the sensitive information fields are displayed in plain text — not masked</w:t>
+        <w:t>2. Only 1 decimal place is displayed and it is masked with an asterisk.</w:t>
       </w:r>
     </w:p>
     <w:p>
@@ -1775,7 +1423,27 @@
           <w:sz w:val="20"/>
           <w:u w:val="none"/>
         </w:rPr>
-        <w:t>3. The system follows the existing handling and ends the operation when the masking conditions are not met</w:t>
+        <w:t>3. Both 12345.67 and 123456.78 are displayed as 12</w:t>
+      </w:r>
+      <w:r>
+        <w:rPr>
+          <w:rFonts w:ascii="Arial" w:hAnsi="Arial" w:eastAsia="Arial" w:cs="Arial"/>
+          <w:b/>
+          <w:color w:val="000000"/>
+          <w:sz w:val="20"/>
+          <w:u w:val="none"/>
+        </w:rPr>
+        <w:t>.*, and their negative values are displayed as -12</w:t>
+      </w:r>
+      <w:r>
+        <w:rPr>
+          <w:rFonts w:ascii="Arial" w:hAnsi="Arial" w:eastAsia="Arial" w:cs="Arial"/>
+          <w:b w:val="0"/>
+          <w:color w:val="000000"/>
+          <w:sz w:val="20"/>
+          <w:u w:val="none"/>
+        </w:rPr>
+        <w:t>.*.</w:t>
       </w:r>
     </w:p>
     <w:p>
@@ -1790,22 +1458,7 @@
           <w:sz w:val="24"/>
           <w:u w:val="none"/>
         </w:rPr>
-        <w:t>F4.Regression — Existing GEMS Enquiry And Redemption Reporting</w:t>
-      </w:r>
-    </w:p>
-    <w:p>
-      <w:pPr>
-        <w:spacing w:before="120" w:after="60"/>
-      </w:pPr>
-      <w:r>
-        <w:rPr>
-          <w:rFonts w:ascii="Arial" w:hAnsi="Arial" w:eastAsia="Arial" w:cs="Arial"/>
-          <w:b/>
-          <w:color w:val="001EFF"/>
-          <w:sz w:val="22"/>
-          <w:u w:val="none"/>
-        </w:rPr>
-        <w:t>F4.1.Verify Existing GEMS Enquiry And Redemption Reports Are Preserved After Sensitive Information Masking</w:t>
+        <w:t>F5. Point Earned Today Masking</w:t>
       </w:r>
     </w:p>
     <w:p>
@@ -1836,7 +1489,7 @@
           <w:sz w:val="20"/>
           <w:u w:val="none"/>
         </w:rPr>
-        <w:t>1. The fixed POS client build is deployed on a vertical mobile device</w:t>
+        <w:t>1. The current station belongs to a station group configured in Setup [1] and the device is in vertical mobile view.</w:t>
       </w:r>
     </w:p>
     <w:p>
@@ -1852,39 +1505,7 @@
           <w:sz w:val="20"/>
           <w:u w:val="none"/>
         </w:rPr>
-        <w:t>2. A GEMS gaming interface is configured with the station group setup for masking sensitive information (Setup 1) populated with the target station group</w:t>
-      </w:r>
-    </w:p>
-    <w:p>
-      <w:pPr>
-        <w:spacing w:before="0" w:after="40"/>
-        <w:ind w:left="360" w:hanging="240"/>
-      </w:pPr>
-      <w:r>
-        <w:rPr>
-          <w:rFonts w:ascii="Arial" w:hAnsi="Arial" w:eastAsia="Arial" w:cs="Arial"/>
-          <w:b w:val="0"/>
-          <w:color w:val="000000"/>
-          <w:sz w:val="20"/>
-          <w:u w:val="none"/>
-        </w:rPr>
-        <w:t>3. The current station belongs to the configured station group and the device is set to vertical mobile view</w:t>
-      </w:r>
-    </w:p>
-    <w:p>
-      <w:pPr>
-        <w:spacing w:before="0" w:after="40"/>
-        <w:ind w:left="360" w:hanging="240"/>
-      </w:pPr>
-      <w:r>
-        <w:rPr>
-          <w:rFonts w:ascii="Arial" w:hAnsi="Arial" w:eastAsia="Arial" w:cs="Arial"/>
-          <w:b w:val="0"/>
-          <w:color w:val="000000"/>
-          <w:sz w:val="20"/>
-          <w:u w:val="none"/>
-        </w:rPr>
-        <w:t>4. Test environment: Local / HQ test environment</w:t>
+        <w:t>2. Patron accounts with various point earned today values are available.</w:t>
       </w:r>
     </w:p>
     <w:p>
@@ -1915,7 +1536,7 @@
           <w:sz w:val="20"/>
           <w:u w:val="none"/>
         </w:rPr>
-        <w:t>1. Open a printed check on the POS client on the vertical mobile device</w:t>
+        <w:t>1. Perform Patron Inquiry for patrons with point earned today values of 0.00, 5.00, 12.00, 120.00, 1200.00 and 12000.00.</w:t>
       </w:r>
     </w:p>
     <w:p>
@@ -1931,87 +1552,7 @@
           <w:sz w:val="20"/>
           <w:u w:val="none"/>
         </w:rPr>
-        <w:t>2. Click the function "Paid" to go to the cashier</w:t>
-      </w:r>
-    </w:p>
-    <w:p>
-      <w:pPr>
-        <w:spacing w:before="0" w:after="40"/>
-        <w:ind w:left="360" w:hanging="240"/>
-      </w:pPr>
-      <w:r>
-        <w:rPr>
-          <w:rFonts w:ascii="Arial" w:hAnsi="Arial" w:eastAsia="Arial" w:cs="Arial"/>
-          <w:b w:val="0"/>
-          <w:color w:val="000000"/>
-          <w:sz w:val="20"/>
-          <w:u w:val="none"/>
-        </w:rPr>
-        <w:t>3. Select the GEMS "Post Online Comp" payment method, input the patron number and click "Enquiry"</w:t>
-      </w:r>
-    </w:p>
-    <w:p>
-      <w:pPr>
-        <w:spacing w:before="0" w:after="40"/>
-        <w:ind w:left="360" w:hanging="240"/>
-      </w:pPr>
-      <w:r>
-        <w:rPr>
-          <w:rFonts w:ascii="Arial" w:hAnsi="Arial" w:eastAsia="Arial" w:cs="Arial"/>
-          <w:b w:val="0"/>
-          <w:color w:val="000000"/>
-          <w:sz w:val="20"/>
-          <w:u w:val="none"/>
-        </w:rPr>
-        <w:t>4. Verify the enquiry response is displayed with the sensitive information masked</w:t>
-      </w:r>
-    </w:p>
-    <w:p>
-      <w:pPr>
-        <w:spacing w:before="0" w:after="40"/>
-        <w:ind w:left="360" w:hanging="240"/>
-      </w:pPr>
-      <w:r>
-        <w:rPr>
-          <w:rFonts w:ascii="Arial" w:hAnsi="Arial" w:eastAsia="Arial" w:cs="Arial"/>
-          <w:b w:val="0"/>
-          <w:color w:val="000000"/>
-          <w:sz w:val="20"/>
-          <w:u w:val="none"/>
-        </w:rPr>
-        <w:t>5. Proceed with the Post Online Comp payment (using the masked display) and close the check</w:t>
-      </w:r>
-    </w:p>
-    <w:p>
-      <w:pPr>
-        <w:spacing w:before="0" w:after="40"/>
-        <w:ind w:left="360" w:hanging="240"/>
-      </w:pPr>
-      <w:r>
-        <w:rPr>
-          <w:rFonts w:ascii="Arial" w:hAnsi="Arial" w:eastAsia="Arial" w:cs="Arial"/>
-          <w:b w:val="0"/>
-          <w:color w:val="000000"/>
-          <w:sz w:val="20"/>
-          <w:u w:val="none"/>
-        </w:rPr>
-        <w:t>6. Open the Comp Report (CUS0272) / TA And Voucher Redemption Report (POS0163) / Coupon Redemption Details Report (CUS0126) on the local server</w:t>
-      </w:r>
-    </w:p>
-    <w:p>
-      <w:pPr>
-        <w:spacing w:before="0" w:after="40"/>
-        <w:ind w:left="360" w:hanging="240"/>
-      </w:pPr>
-      <w:r>
-        <w:rPr>
-          <w:rFonts w:ascii="Arial" w:hAnsi="Arial" w:eastAsia="Arial" w:cs="Arial"/>
-          <w:b w:val="0"/>
-          <w:color w:val="000000"/>
-          <w:sz w:val="20"/>
-          <w:u w:val="none"/>
-        </w:rPr>
-        <w:t>7. Verify the redemption records are correctly reflected in the reports — the masking on the enquiry screen does not impact the underlying data captured in the redemption records</w:t>
+        <w:t>2. Observe the masked point earned today value in each result.</w:t>
       </w:r>
     </w:p>
     <w:p>
@@ -2042,7 +1583,7 @@
           <w:sz w:val="20"/>
           <w:u w:val="none"/>
         </w:rPr>
-        <w:t>1. The GEMS "Post Online Comp" payment enquiry and payment flow completes successfully with the sensitive information masked on the enquiry screen</w:t>
+        <w:t>1. The same masking rule as point department is applied, with up to 1 decimal place displayed when the integer portion has 4 or more digits.</w:t>
       </w:r>
     </w:p>
     <w:p>
@@ -2058,180 +1599,7 @@
           <w:sz w:val="20"/>
           <w:u w:val="none"/>
         </w:rPr>
-        <w:t>2. The Post Online Comp payment is applied to the check and the check is closed correctly</w:t>
-      </w:r>
-    </w:p>
-    <w:p>
-      <w:pPr>
-        <w:spacing w:before="0" w:after="40"/>
-        <w:ind w:left="360" w:hanging="240"/>
-      </w:pPr>
-      <w:r>
-        <w:rPr>
-          <w:rFonts w:ascii="Arial" w:hAnsi="Arial" w:eastAsia="Arial" w:cs="Arial"/>
-          <w:b w:val="0"/>
-          <w:color w:val="000000"/>
-          <w:sz w:val="20"/>
-          <w:u w:val="none"/>
-        </w:rPr>
-        <w:t>3. The Comp Report (CUS0272) / TA And Voucher Redemption Report (POS0163) / Coupon Redemption Details Report (CUS0126) reflect the redemption records correctly — the sensitive information masking on the enquiry screen does not impact the underlying data captured in the redemption records</w:t>
-      </w:r>
-    </w:p>
-    <w:p>
-      <w:pPr>
-        <w:spacing w:before="0" w:after="40"/>
-        <w:ind w:left="360" w:hanging="240"/>
-      </w:pPr>
-      <w:r>
-        <w:rPr>
-          <w:rFonts w:ascii="Arial" w:hAnsi="Arial" w:eastAsia="Arial" w:cs="Arial"/>
-          <w:b w:val="0"/>
-          <w:color w:val="000000"/>
-          <w:sz w:val="20"/>
-          <w:u w:val="none"/>
-        </w:rPr>
-        <w:t>4. No regression in the redemption reporting is introduced by the sensitive information masking feature</w:t>
-      </w:r>
-    </w:p>
-    <w:p>
-      <w:pPr>
-        <w:spacing w:before="200" w:after="120"/>
-      </w:pPr>
-      <w:r>
-        <w:rPr>
-          <w:rFonts w:ascii="Arial" w:hAnsi="Arial" w:eastAsia="Arial" w:cs="Arial"/>
-          <w:b/>
-          <w:color w:val="000000"/>
-          <w:sz w:val="26"/>
-          <w:u w:val="single"/>
-        </w:rPr>
-        <w:t>Test Environment Information</w:t>
-      </w:r>
-    </w:p>
-    <w:p>
-      <w:pPr>
-        <w:spacing w:before="0" w:after="40"/>
-        <w:ind w:left="360" w:hanging="240"/>
-      </w:pPr>
-      <w:r>
-        <w:rPr>
-          <w:rFonts w:ascii="Arial" w:hAnsi="Arial" w:eastAsia="Arial" w:cs="Arial"/>
-          <w:b w:val="0"/>
-          <w:color w:val="000000"/>
-          <w:sz w:val="20"/>
-          <w:u w:val="none"/>
-        </w:rPr>
-        <w:t>• Local test environment</w:t>
-      </w:r>
-    </w:p>
-    <w:p>
-      <w:pPr>
-        <w:spacing w:before="0" w:after="40"/>
-        <w:ind w:left="360" w:hanging="240"/>
-      </w:pPr>
-      <w:r>
-        <w:rPr>
-          <w:rFonts w:ascii="Arial" w:hAnsi="Arial" w:eastAsia="Arial" w:cs="Arial"/>
-          <w:b w:val="0"/>
-          <w:color w:val="000000"/>
-          <w:sz w:val="20"/>
-          <w:u w:val="none"/>
-        </w:rPr>
-        <w:t>• HQ test environment</w:t>
-      </w:r>
-    </w:p>
-    <w:p>
-      <w:pPr>
-        <w:spacing w:before="200" w:after="120"/>
-      </w:pPr>
-      <w:r>
-        <w:rPr>
-          <w:rFonts w:ascii="Arial" w:hAnsi="Arial" w:eastAsia="Arial" w:cs="Arial"/>
-          <w:b/>
-          <w:color w:val="000000"/>
-          <w:sz w:val="26"/>
-          <w:u w:val="single"/>
-        </w:rPr>
-        <w:t>Appendix</w:t>
-      </w:r>
-    </w:p>
-    <w:p>
-      <w:pPr>
-        <w:spacing w:before="0" w:after="80"/>
-      </w:pPr>
-      <w:r>
-        <w:rPr>
-          <w:rFonts w:ascii="Arial" w:hAnsi="Arial" w:eastAsia="Arial" w:cs="Arial"/>
-          <w:b/>
-          <w:color w:val="000000"/>
-          <w:sz w:val="20"/>
-          <w:u w:val="none"/>
-        </w:rPr>
-        <w:t>JIRA Acceptance Criteria (HERO-69025):</w:t>
-      </w:r>
-    </w:p>
-    <w:p>
-      <w:pPr>
-        <w:spacing w:before="0" w:after="40"/>
-        <w:ind w:left="360" w:hanging="240"/>
-      </w:pPr>
-      <w:r>
-        <w:rPr>
-          <w:rFonts w:ascii="Arial" w:hAnsi="Arial" w:eastAsia="Arial" w:cs="Arial"/>
-          <w:b w:val="0"/>
-          <w:color w:val="000000"/>
-          <w:sz w:val="20"/>
-          <w:u w:val="none"/>
-        </w:rPr>
-        <w:t>• Available for GEMS gaming interface; available for vertical mobile view ONLY.</w:t>
-      </w:r>
-    </w:p>
-    <w:p>
-      <w:pPr>
-        <w:spacing w:before="0" w:after="40"/>
-        <w:ind w:left="360" w:hanging="240"/>
-      </w:pPr>
-      <w:r>
-        <w:rPr>
-          <w:rFonts w:ascii="Arial" w:hAnsi="Arial" w:eastAsia="Arial" w:cs="Arial"/>
-          <w:b w:val="0"/>
-          <w:color w:val="000000"/>
-          <w:sz w:val="20"/>
-          <w:u w:val="none"/>
-        </w:rPr>
-        <w:t>• System supports to mask sensitive patron information in "Patron Inquiry" and "Post Online Comp" payment enquiry screen when the current station belongs to a station group configured in Setup [1] and the device is set to vertical mobile view.</w:t>
-      </w:r>
-    </w:p>
-    <w:p>
-      <w:pPr>
-        <w:spacing w:before="0" w:after="40"/>
-        <w:ind w:left="360" w:hanging="240"/>
-      </w:pPr>
-      <w:r>
-        <w:rPr>
-          <w:rFonts w:ascii="Arial" w:hAnsi="Arial" w:eastAsia="Arial" w:cs="Arial"/>
-          <w:b w:val="0"/>
-          <w:color w:val="000000"/>
-          <w:sz w:val="20"/>
-          <w:u w:val="none"/>
-        </w:rPr>
-        <w:t>• Mask formats:</w:t>
-      </w:r>
-    </w:p>
-    <w:p>
-      <w:pPr>
-        <w:spacing w:before="0" w:after="40"/>
-        <w:ind w:left="720" w:hanging="240"/>
-      </w:pPr>
-      <w:r>
-        <w:rPr>
-          <w:rFonts w:ascii="Arial" w:hAnsi="Arial" w:eastAsia="Arial" w:cs="Arial"/>
-          <w:b w:val="0"/>
-          <w:color w:val="000000"/>
-          <w:sz w:val="20"/>
-          <w:u w:val="none"/>
-        </w:rPr>
-        <w:t>• Patron Number: Display the first 3 characters and mask all remaining characters with asterisks (*). Example: 12345678 → 123</w:t>
+        <w:t>2. Values with 3 or fewer integer digits are displayed with the first 2 digits and the decimal portion as two asterisks: 0.00 as 0.</w:t>
       </w:r>
       <w:r>
         <w:rPr>
@@ -2241,14 +1609,8 @@
           <w:sz w:val="20"/>
           <w:u w:val="none"/>
         </w:rPr>
-        <w:t>*</w:t>
+        <w:t>, 5.00 as 5.</w:t>
       </w:r>
-    </w:p>
-    <w:p>
-      <w:pPr>
-        <w:spacing w:before="0" w:after="40"/>
-        <w:ind w:left="720" w:hanging="240"/>
-      </w:pPr>
       <w:r>
         <w:rPr>
           <w:rFonts w:ascii="Arial" w:hAnsi="Arial" w:eastAsia="Arial" w:cs="Arial"/>
@@ -2257,7 +1619,7 @@
           <w:sz w:val="20"/>
           <w:u w:val="none"/>
         </w:rPr>
-        <w:t>• Point balance: Display the first 2 digits and mask all remaining digits with asterisks (*); omit the decimal places. Examples: 12345.67 → 12</w:t>
+        <w:t>, 12.00 as 12.</w:t>
       </w:r>
       <w:r>
         <w:rPr>
@@ -2267,7 +1629,7 @@
           <w:sz w:val="20"/>
           <w:u w:val="none"/>
         </w:rPr>
-        <w:t>*; -12345.67 → -12</w:t>
+        <w:t xml:space="preserve"> and 120.00 as 12*.</w:t>
       </w:r>
       <w:r>
         <w:rPr>
@@ -2277,13 +1639,13 @@
           <w:sz w:val="20"/>
           <w:u w:val="none"/>
         </w:rPr>
-        <w:t>*</w:t>
+        <w:t>.</w:t>
       </w:r>
     </w:p>
     <w:p>
       <w:pPr>
         <w:spacing w:before="0" w:after="40"/>
-        <w:ind w:left="720" w:hanging="240"/>
+        <w:ind w:left="360" w:hanging="240"/>
       </w:pPr>
       <w:r>
         <w:rPr>
@@ -2293,13 +1655,58 @@
           <w:sz w:val="20"/>
           <w:u w:val="none"/>
         </w:rPr>
-        <w:t>• Point department / point earned today: Masking rule depends on the number of digits before the decimal separator:</w:t>
+        <w:t>3. Values 1200.00 and 12000.00 are displayed as 12*.* and 12**.* respectively.</w:t>
       </w:r>
     </w:p>
     <w:p>
       <w:pPr>
+        <w:spacing w:before="160" w:after="80"/>
+      </w:pPr>
+      <w:r>
+        <w:rPr>
+          <w:rFonts w:ascii="Arial" w:hAnsi="Arial" w:eastAsia="Arial" w:cs="Arial"/>
+          <w:b/>
+          <w:color w:val="001EFF"/>
+          <w:sz w:val="24"/>
+          <w:u w:val="none"/>
+        </w:rPr>
+        <w:t>F6. Patron Inquiry Workflow Display Conditions</w:t>
+      </w:r>
+    </w:p>
+    <w:p>
+      <w:pPr>
+        <w:spacing w:before="120" w:after="60"/>
+      </w:pPr>
+      <w:r>
+        <w:rPr>
+          <w:rFonts w:ascii="Arial" w:hAnsi="Arial" w:eastAsia="Arial" w:cs="Arial"/>
+          <w:b/>
+          <w:color w:val="001EFF"/>
+          <w:sz w:val="22"/>
+          <w:u w:val="none"/>
+        </w:rPr>
+        <w:t>F6.1. Sensitive Information Masked When Conditions Are Met</w:t>
+      </w:r>
+    </w:p>
+    <w:p>
+      <w:pPr>
+        <w:spacing w:before="0" w:after="80"/>
+      </w:pPr>
+      <w:r>
+        <w:rPr>
+          <w:rFonts w:ascii="Arial" w:hAnsi="Arial" w:eastAsia="Arial" w:cs="Arial"/>
+          <w:b/>
+          <w:color w:val="000000"/>
+          <w:sz w:val="20"/>
+          <w:u w:val="none"/>
+        </w:rPr>
+        <w:t>Prerequisite(s):</w:t>
+      </w:r>
+    </w:p>
+    <w:p>
+      <w:pPr>
         <w:spacing w:before="0" w:after="40"/>
-        <w:ind w:left="1080" w:hanging="240"/>
+        <w:ind w:left="360" w:hanging="240"/>
       </w:pPr>
       <w:r>
         <w:rPr>
@@ -2309,8 +1716,29 @@
           <w:sz w:val="20"/>
           <w:u w:val="none"/>
         </w:rPr>
-        <w:t>• 3 or fewer digits: first 2 digits shown, remaining integer digits masked; decimal portion shown as two asterisks (</w:t>
+        <w:t>1. The current station belongs to a station group configured in Setup [1].</w:t>
       </w:r>
+    </w:p>
+    <w:p>
+      <w:pPr>
+        <w:spacing w:before="0" w:after="40"/>
+        <w:ind w:left="360" w:hanging="240"/>
+      </w:pPr>
+      <w:r>
+        <w:rPr>
+          <w:rFonts w:ascii="Arial" w:hAnsi="Arial" w:eastAsia="Arial" w:cs="Arial"/>
+          <w:b w:val="0"/>
+          <w:color w:val="000000"/>
+          <w:sz w:val="20"/>
+          <w:u w:val="none"/>
+        </w:rPr>
+        <w:t>2. The device is set to vertical mobile view.</w:t>
+      </w:r>
+    </w:p>
+    <w:p>
+      <w:pPr>
+        <w:spacing w:before="0" w:after="80"/>
+      </w:pPr>
       <w:r>
         <w:rPr>
           <w:rFonts w:ascii="Arial" w:hAnsi="Arial" w:eastAsia="Arial" w:cs="Arial"/>
@@ -2319,8 +1747,14 @@
           <w:sz w:val="20"/>
           <w:u w:val="none"/>
         </w:rPr>
-        <w:t>). Examples: 123.45 → 12*.</w:t>
+        <w:t>Step(s):</w:t>
       </w:r>
+    </w:p>
+    <w:p>
+      <w:pPr>
+        <w:spacing w:before="0" w:after="40"/>
+        <w:ind w:left="360" w:hanging="240"/>
+      </w:pPr>
       <w:r>
         <w:rPr>
           <w:rFonts w:ascii="Arial" w:hAnsi="Arial" w:eastAsia="Arial" w:cs="Arial"/>
@@ -2329,8 +1763,45 @@
           <w:sz w:val="20"/>
           <w:u w:val="none"/>
         </w:rPr>
-        <w:t>; 12.34 → 12.</w:t>
+        <w:t>1. Open a check and click "Patron Inquiry".</w:t>
       </w:r>
+    </w:p>
+    <w:p>
+      <w:pPr>
+        <w:spacing w:before="0" w:after="40"/>
+        <w:ind w:left="360" w:hanging="240"/>
+      </w:pPr>
+      <w:r>
+        <w:rPr>
+          <w:rFonts w:ascii="Arial" w:hAnsi="Arial" w:eastAsia="Arial" w:cs="Arial"/>
+          <w:b w:val="0"/>
+          <w:color w:val="000000"/>
+          <w:sz w:val="20"/>
+          <w:u w:val="none"/>
+        </w:rPr>
+        <w:t>2. Input the patron number and click "Enquiry".</w:t>
+      </w:r>
+    </w:p>
+    <w:p>
+      <w:pPr>
+        <w:spacing w:before="0" w:after="40"/>
+        <w:ind w:left="360" w:hanging="240"/>
+      </w:pPr>
+      <w:r>
+        <w:rPr>
+          <w:rFonts w:ascii="Arial" w:hAnsi="Arial" w:eastAsia="Arial" w:cs="Arial"/>
+          <w:b w:val="0"/>
+          <w:color w:val="000000"/>
+          <w:sz w:val="20"/>
+          <w:u w:val="none"/>
+        </w:rPr>
+        <w:t>3. Review the returned patron details on the enquiry screen.</w:t>
+      </w:r>
+    </w:p>
+    <w:p>
+      <w:pPr>
+        <w:spacing w:before="0" w:after="80"/>
+      </w:pPr>
       <w:r>
         <w:rPr>
           <w:rFonts w:ascii="Arial" w:hAnsi="Arial" w:eastAsia="Arial" w:cs="Arial"/>
@@ -2339,8 +1810,14 @@
           <w:sz w:val="20"/>
           <w:u w:val="none"/>
         </w:rPr>
-        <w:t>; 1.23 → 1.</w:t>
+        <w:t>Test Result(s):</w:t>
       </w:r>
+    </w:p>
+    <w:p>
+      <w:pPr>
+        <w:spacing w:before="0" w:after="40"/>
+        <w:ind w:left="360" w:hanging="240"/>
+      </w:pPr>
       <w:r>
         <w:rPr>
           <w:rFonts w:ascii="Arial" w:hAnsi="Arial" w:eastAsia="Arial" w:cs="Arial"/>
@@ -2349,13 +1826,13 @@
           <w:sz w:val="20"/>
           <w:u w:val="none"/>
         </w:rPr>
-        <w:t>; 0.12 → 0.**</w:t>
+        <w:t>1. The system triggers the external party API for enquiry and displays the returned patron details.</w:t>
       </w:r>
     </w:p>
     <w:p>
       <w:pPr>
         <w:spacing w:before="0" w:after="40"/>
-        <w:ind w:left="1080" w:hanging="240"/>
+        <w:ind w:left="360" w:hanging="240"/>
       </w:pPr>
       <w:r>
         <w:rPr>
@@ -2365,13 +1842,13 @@
           <w:sz w:val="20"/>
           <w:u w:val="none"/>
         </w:rPr>
-        <w:t>• 4 digits: first 2 digits shown, remaining integer digit masked with one asterisk; only 1 decimal place shown, masked with one asterisk. Examples: 1234.56 → 12*.*; -1234.56 → -12*.*</w:t>
+        <w:t>2. The patron number, point balance, point department and point earned today are all masked according to the defined mask formats.</w:t>
       </w:r>
     </w:p>
     <w:p>
       <w:pPr>
         <w:spacing w:before="0" w:after="40"/>
-        <w:ind w:left="1080" w:hanging="240"/>
+        <w:ind w:left="360" w:hanging="240"/>
       </w:pPr>
       <w:r>
         <w:rPr>
@@ -2381,8 +1858,28 @@
           <w:sz w:val="20"/>
           <w:u w:val="none"/>
         </w:rPr>
-        <w:t>• 5 or more digits: first 2 digits shown, remaining integer digits masked with two asterisks; only 1 decimal place shown, masked with one asterisk. Examples: 12345.67 → 12</w:t>
+        <w:t>3. The UI layout and field structure remain unchanged.</w:t>
       </w:r>
+    </w:p>
+    <w:p>
+      <w:pPr>
+        <w:spacing w:before="120" w:after="60"/>
+      </w:pPr>
+      <w:r>
+        <w:rPr>
+          <w:rFonts w:ascii="Arial" w:hAnsi="Arial" w:eastAsia="Arial" w:cs="Arial"/>
+          <w:b/>
+          <w:color w:val="001EFF"/>
+          <w:sz w:val="22"/>
+          <w:u w:val="none"/>
+        </w:rPr>
+        <w:t>F6.2. Existing Behavior When Conditions Are Not Met</w:t>
+      </w:r>
+    </w:p>
+    <w:p>
+      <w:pPr>
+        <w:spacing w:before="0" w:after="80"/>
+      </w:pPr>
       <w:r>
         <w:rPr>
           <w:rFonts w:ascii="Arial" w:hAnsi="Arial" w:eastAsia="Arial" w:cs="Arial"/>
@@ -2391,8 +1888,14 @@
           <w:sz w:val="20"/>
           <w:u w:val="none"/>
         </w:rPr>
-        <w:t>.*; -12345.67 → -12</w:t>
+        <w:t>Prerequisite(s):</w:t>
       </w:r>
+    </w:p>
+    <w:p>
+      <w:pPr>
+        <w:spacing w:before="0" w:after="40"/>
+        <w:ind w:left="360" w:hanging="240"/>
+      </w:pPr>
       <w:r>
         <w:rPr>
           <w:rFonts w:ascii="Arial" w:hAnsi="Arial" w:eastAsia="Arial" w:cs="Arial"/>
@@ -2401,8 +1904,13 @@
           <w:sz w:val="20"/>
           <w:u w:val="none"/>
         </w:rPr>
-        <w:t>.*; 123456.78 → 12</w:t>
+        <w:t>1. Prepare stations for each condition: the station does not belong to any station group in Setup [1], Setup [1] is empty, or the device is not in vertical mobile view.</w:t>
       </w:r>
+    </w:p>
+    <w:p>
+      <w:pPr>
+        <w:spacing w:before="0" w:after="80"/>
+      </w:pPr>
       <w:r>
         <w:rPr>
           <w:rFonts w:ascii="Arial" w:hAnsi="Arial" w:eastAsia="Arial" w:cs="Arial"/>
@@ -2411,8 +1919,14 @@
           <w:sz w:val="20"/>
           <w:u w:val="none"/>
         </w:rPr>
-        <w:t>.*; -123456.78 → -12</w:t>
+        <w:t>Step(s):</w:t>
       </w:r>
+    </w:p>
+    <w:p>
+      <w:pPr>
+        <w:spacing w:before="0" w:after="40"/>
+        <w:ind w:left="360" w:hanging="240"/>
+      </w:pPr>
       <w:r>
         <w:rPr>
           <w:rFonts w:ascii="Arial" w:hAnsi="Arial" w:eastAsia="Arial" w:cs="Arial"/>
@@ -2421,7 +1935,7 @@
           <w:sz w:val="20"/>
           <w:u w:val="none"/>
         </w:rPr>
-        <w:t>.*</w:t>
+        <w:t>1. Perform Patron Inquiry on each prepared station.</w:t>
       </w:r>
     </w:p>
     <w:p>
@@ -2437,7 +1951,7 @@
           <w:sz w:val="20"/>
           <w:u w:val="none"/>
         </w:rPr>
-        <w:t>• For negative values, the system displays the negative sign as is.</w:t>
+        <w:t>2. Input the patron number and click "Enquiry".</w:t>
       </w:r>
     </w:p>
     <w:p>
@@ -2453,7 +1967,477 @@
           <w:sz w:val="20"/>
           <w:u w:val="none"/>
         </w:rPr>
-        <w:t>• When the current station does not belong to the configured station group, or Setup [1] is empty, or the device is not vertical mobile view, the system displays the sensitive information unmasked, following the existing handling.</w:t>
+        <w:t>3. Review the returned patron details.</w:t>
+      </w:r>
+    </w:p>
+    <w:p>
+      <w:pPr>
+        <w:spacing w:before="0" w:after="80"/>
+      </w:pPr>
+      <w:r>
+        <w:rPr>
+          <w:rFonts w:ascii="Arial" w:hAnsi="Arial" w:eastAsia="Arial" w:cs="Arial"/>
+          <w:b/>
+          <w:color w:val="000000"/>
+          <w:sz w:val="20"/>
+          <w:u w:val="none"/>
+        </w:rPr>
+        <w:t>Test Result(s):</w:t>
+      </w:r>
+    </w:p>
+    <w:p>
+      <w:pPr>
+        <w:spacing w:before="0" w:after="40"/>
+        <w:ind w:left="360" w:hanging="240"/>
+      </w:pPr>
+      <w:r>
+        <w:rPr>
+          <w:rFonts w:ascii="Arial" w:hAnsi="Arial" w:eastAsia="Arial" w:cs="Arial"/>
+          <w:b w:val="0"/>
+          <w:color w:val="000000"/>
+          <w:sz w:val="20"/>
+          <w:u w:val="none"/>
+        </w:rPr>
+        <w:t>1. The system follows the existing behavior in all three conditions.</w:t>
+      </w:r>
+    </w:p>
+    <w:p>
+      <w:pPr>
+        <w:spacing w:before="0" w:after="40"/>
+        <w:ind w:left="360" w:hanging="240"/>
+      </w:pPr>
+      <w:r>
+        <w:rPr>
+          <w:rFonts w:ascii="Arial" w:hAnsi="Arial" w:eastAsia="Arial" w:cs="Arial"/>
+          <w:b w:val="0"/>
+          <w:color w:val="000000"/>
+          <w:sz w:val="20"/>
+          <w:u w:val="none"/>
+        </w:rPr>
+        <w:t>2. The patron number remains masked as in the existing behavior.</w:t>
+      </w:r>
+    </w:p>
+    <w:p>
+      <w:pPr>
+        <w:spacing w:before="0" w:after="40"/>
+        <w:ind w:left="360" w:hanging="240"/>
+      </w:pPr>
+      <w:r>
+        <w:rPr>
+          <w:rFonts w:ascii="Arial" w:hAnsi="Arial" w:eastAsia="Arial" w:cs="Arial"/>
+          <w:b w:val="0"/>
+          <w:color w:val="000000"/>
+          <w:sz w:val="20"/>
+          <w:u w:val="none"/>
+        </w:rPr>
+        <w:t>3. The point balance, point department and point earned today are displayed with their actual content without masking.</w:t>
+      </w:r>
+    </w:p>
+    <w:p>
+      <w:pPr>
+        <w:spacing w:before="160" w:after="80"/>
+      </w:pPr>
+      <w:r>
+        <w:rPr>
+          <w:rFonts w:ascii="Arial" w:hAnsi="Arial" w:eastAsia="Arial" w:cs="Arial"/>
+          <w:b/>
+          <w:color w:val="001EFF"/>
+          <w:sz w:val="24"/>
+          <w:u w:val="none"/>
+        </w:rPr>
+        <w:t>F7. Post Online Comp Payment Enquiry Display Conditions</w:t>
+      </w:r>
+    </w:p>
+    <w:p>
+      <w:pPr>
+        <w:spacing w:before="120" w:after="60"/>
+      </w:pPr>
+      <w:r>
+        <w:rPr>
+          <w:rFonts w:ascii="Arial" w:hAnsi="Arial" w:eastAsia="Arial" w:cs="Arial"/>
+          <w:b/>
+          <w:color w:val="001EFF"/>
+          <w:sz w:val="22"/>
+          <w:u w:val="none"/>
+        </w:rPr>
+        <w:t>F7.1. Sensitive Information Masked When Conditions Are Met</w:t>
+      </w:r>
+    </w:p>
+    <w:p>
+      <w:pPr>
+        <w:spacing w:before="0" w:after="80"/>
+      </w:pPr>
+      <w:r>
+        <w:rPr>
+          <w:rFonts w:ascii="Arial" w:hAnsi="Arial" w:eastAsia="Arial" w:cs="Arial"/>
+          <w:b/>
+          <w:color w:val="000000"/>
+          <w:sz w:val="20"/>
+          <w:u w:val="none"/>
+        </w:rPr>
+        <w:t>Prerequisite(s):</w:t>
+      </w:r>
+    </w:p>
+    <w:p>
+      <w:pPr>
+        <w:spacing w:before="0" w:after="40"/>
+        <w:ind w:left="360" w:hanging="240"/>
+      </w:pPr>
+      <w:r>
+        <w:rPr>
+          <w:rFonts w:ascii="Arial" w:hAnsi="Arial" w:eastAsia="Arial" w:cs="Arial"/>
+          <w:b w:val="0"/>
+          <w:color w:val="000000"/>
+          <w:sz w:val="20"/>
+          <w:u w:val="none"/>
+        </w:rPr>
+        <w:t>1. The current station belongs to a station group configured in Setup [1] and the device is in vertical mobile view.</w:t>
+      </w:r>
+    </w:p>
+    <w:p>
+      <w:pPr>
+        <w:spacing w:before="0" w:after="40"/>
+        <w:ind w:left="360" w:hanging="240"/>
+      </w:pPr>
+      <w:r>
+        <w:rPr>
+          <w:rFonts w:ascii="Arial" w:hAnsi="Arial" w:eastAsia="Arial" w:cs="Arial"/>
+          <w:b w:val="0"/>
+          <w:color w:val="000000"/>
+          <w:sz w:val="20"/>
+          <w:u w:val="none"/>
+        </w:rPr>
+        <w:t>2. A payment method attached with the GEMS gaming interface with payment type "Post Online Comp" is available.</w:t>
+      </w:r>
+    </w:p>
+    <w:p>
+      <w:pPr>
+        <w:spacing w:before="0" w:after="40"/>
+        <w:ind w:left="360" w:hanging="240"/>
+      </w:pPr>
+      <w:r>
+        <w:rPr>
+          <w:rFonts w:ascii="Arial" w:hAnsi="Arial" w:eastAsia="Arial" w:cs="Arial"/>
+          <w:b w:val="0"/>
+          <w:color w:val="000000"/>
+          <w:sz w:val="20"/>
+          <w:u w:val="none"/>
+        </w:rPr>
+        <w:t>3. A printed check exists.</w:t>
+      </w:r>
+    </w:p>
+    <w:p>
+      <w:pPr>
+        <w:spacing w:before="0" w:after="80"/>
+      </w:pPr>
+      <w:r>
+        <w:rPr>
+          <w:rFonts w:ascii="Arial" w:hAnsi="Arial" w:eastAsia="Arial" w:cs="Arial"/>
+          <w:b/>
+          <w:color w:val="000000"/>
+          <w:sz w:val="20"/>
+          <w:u w:val="none"/>
+        </w:rPr>
+        <w:t>Step(s):</w:t>
+      </w:r>
+    </w:p>
+    <w:p>
+      <w:pPr>
+        <w:spacing w:before="0" w:after="40"/>
+        <w:ind w:left="360" w:hanging="240"/>
+      </w:pPr>
+      <w:r>
+        <w:rPr>
+          <w:rFonts w:ascii="Arial" w:hAnsi="Arial" w:eastAsia="Arial" w:cs="Arial"/>
+          <w:b w:val="0"/>
+          <w:color w:val="000000"/>
+          <w:sz w:val="20"/>
+          <w:u w:val="none"/>
+        </w:rPr>
+        <w:t>1. Open the printed check, click "Paid", and select the GEMS "Post Online Comp" payment method.</w:t>
+      </w:r>
+    </w:p>
+    <w:p>
+      <w:pPr>
+        <w:spacing w:before="0" w:after="40"/>
+        <w:ind w:left="360" w:hanging="240"/>
+      </w:pPr>
+      <w:r>
+        <w:rPr>
+          <w:rFonts w:ascii="Arial" w:hAnsi="Arial" w:eastAsia="Arial" w:cs="Arial"/>
+          <w:b w:val="0"/>
+          <w:color w:val="000000"/>
+          <w:sz w:val="20"/>
+          <w:u w:val="none"/>
+        </w:rPr>
+        <w:t>2. Input the patron number and click "Enquiry".</w:t>
+      </w:r>
+    </w:p>
+    <w:p>
+      <w:pPr>
+        <w:spacing w:before="0" w:after="40"/>
+        <w:ind w:left="360" w:hanging="240"/>
+      </w:pPr>
+      <w:r>
+        <w:rPr>
+          <w:rFonts w:ascii="Arial" w:hAnsi="Arial" w:eastAsia="Arial" w:cs="Arial"/>
+          <w:b w:val="0"/>
+          <w:color w:val="000000"/>
+          <w:sz w:val="20"/>
+          <w:u w:val="none"/>
+        </w:rPr>
+        <w:t>3. Review the patron details returned on the payment enquiry screen.</w:t>
+      </w:r>
+    </w:p>
+    <w:p>
+      <w:pPr>
+        <w:spacing w:before="0" w:after="80"/>
+      </w:pPr>
+      <w:r>
+        <w:rPr>
+          <w:rFonts w:ascii="Arial" w:hAnsi="Arial" w:eastAsia="Arial" w:cs="Arial"/>
+          <w:b/>
+          <w:color w:val="000000"/>
+          <w:sz w:val="20"/>
+          <w:u w:val="none"/>
+        </w:rPr>
+        <w:t>Test Result(s):</w:t>
+      </w:r>
+    </w:p>
+    <w:p>
+      <w:pPr>
+        <w:spacing w:before="0" w:after="40"/>
+        <w:ind w:left="360" w:hanging="240"/>
+      </w:pPr>
+      <w:r>
+        <w:rPr>
+          <w:rFonts w:ascii="Arial" w:hAnsi="Arial" w:eastAsia="Arial" w:cs="Arial"/>
+          <w:b w:val="0"/>
+          <w:color w:val="000000"/>
+          <w:sz w:val="20"/>
+          <w:u w:val="none"/>
+        </w:rPr>
+        <w:t>1. The system triggers the enquiry API and displays the returned patron details.</w:t>
+      </w:r>
+    </w:p>
+    <w:p>
+      <w:pPr>
+        <w:spacing w:before="0" w:after="40"/>
+        <w:ind w:left="360" w:hanging="240"/>
+      </w:pPr>
+      <w:r>
+        <w:rPr>
+          <w:rFonts w:ascii="Arial" w:hAnsi="Arial" w:eastAsia="Arial" w:cs="Arial"/>
+          <w:b w:val="0"/>
+          <w:color w:val="000000"/>
+          <w:sz w:val="20"/>
+          <w:u w:val="none"/>
+        </w:rPr>
+        <w:t>2. The patron number, point balance and point department are masked according to the defined mask formats.</w:t>
+      </w:r>
+    </w:p>
+    <w:p>
+      <w:pPr>
+        <w:spacing w:before="0" w:after="40"/>
+        <w:ind w:left="360" w:hanging="240"/>
+      </w:pPr>
+      <w:r>
+        <w:rPr>
+          <w:rFonts w:ascii="Arial" w:hAnsi="Arial" w:eastAsia="Arial" w:cs="Arial"/>
+          <w:b w:val="0"/>
+          <w:color w:val="000000"/>
+          <w:sz w:val="20"/>
+          <w:u w:val="none"/>
+        </w:rPr>
+        <w:t>3. The UI layout and field structure remain unchanged.</w:t>
+      </w:r>
+    </w:p>
+    <w:p>
+      <w:pPr>
+        <w:spacing w:before="120" w:after="60"/>
+      </w:pPr>
+      <w:r>
+        <w:rPr>
+          <w:rFonts w:ascii="Arial" w:hAnsi="Arial" w:eastAsia="Arial" w:cs="Arial"/>
+          <w:b/>
+          <w:color w:val="001EFF"/>
+          <w:sz w:val="22"/>
+          <w:u w:val="none"/>
+        </w:rPr>
+        <w:t>F7.2. Existing Behavior When Conditions Are Not Met</w:t>
+      </w:r>
+    </w:p>
+    <w:p>
+      <w:pPr>
+        <w:spacing w:before="0" w:after="80"/>
+      </w:pPr>
+      <w:r>
+        <w:rPr>
+          <w:rFonts w:ascii="Arial" w:hAnsi="Arial" w:eastAsia="Arial" w:cs="Arial"/>
+          <w:b/>
+          <w:color w:val="000000"/>
+          <w:sz w:val="20"/>
+          <w:u w:val="none"/>
+        </w:rPr>
+        <w:t>Prerequisite(s):</w:t>
+      </w:r>
+    </w:p>
+    <w:p>
+      <w:pPr>
+        <w:spacing w:before="0" w:after="40"/>
+        <w:ind w:left="360" w:hanging="240"/>
+      </w:pPr>
+      <w:r>
+        <w:rPr>
+          <w:rFonts w:ascii="Arial" w:hAnsi="Arial" w:eastAsia="Arial" w:cs="Arial"/>
+          <w:b w:val="0"/>
+          <w:color w:val="000000"/>
+          <w:sz w:val="20"/>
+          <w:u w:val="none"/>
+        </w:rPr>
+        <w:t>1. Prepare stations for each condition: the station does not belong to any station group in Setup [1], Setup [1] is empty, or the device is not in vertical mobile view.</w:t>
+      </w:r>
+    </w:p>
+    <w:p>
+      <w:pPr>
+        <w:spacing w:before="0" w:after="40"/>
+        <w:ind w:left="360" w:hanging="240"/>
+      </w:pPr>
+      <w:r>
+        <w:rPr>
+          <w:rFonts w:ascii="Arial" w:hAnsi="Arial" w:eastAsia="Arial" w:cs="Arial"/>
+          <w:b w:val="0"/>
+          <w:color w:val="000000"/>
+          <w:sz w:val="20"/>
+          <w:u w:val="none"/>
+        </w:rPr>
+        <w:t>2. A GEMS "Post Online Comp" payment method and a printed check are available.</w:t>
+      </w:r>
+    </w:p>
+    <w:p>
+      <w:pPr>
+        <w:spacing w:before="0" w:after="80"/>
+      </w:pPr>
+      <w:r>
+        <w:rPr>
+          <w:rFonts w:ascii="Arial" w:hAnsi="Arial" w:eastAsia="Arial" w:cs="Arial"/>
+          <w:b/>
+          <w:color w:val="000000"/>
+          <w:sz w:val="20"/>
+          <w:u w:val="none"/>
+        </w:rPr>
+        <w:t>Step(s):</w:t>
+      </w:r>
+    </w:p>
+    <w:p>
+      <w:pPr>
+        <w:spacing w:before="0" w:after="40"/>
+        <w:ind w:left="360" w:hanging="240"/>
+      </w:pPr>
+      <w:r>
+        <w:rPr>
+          <w:rFonts w:ascii="Arial" w:hAnsi="Arial" w:eastAsia="Arial" w:cs="Arial"/>
+          <w:b w:val="0"/>
+          <w:color w:val="000000"/>
+          <w:sz w:val="20"/>
+          <w:u w:val="none"/>
+        </w:rPr>
+        <w:t>1. On each prepared station, open the printed check, click "Paid", and select the GEMS "Post Online Comp" payment method.</w:t>
+      </w:r>
+    </w:p>
+    <w:p>
+      <w:pPr>
+        <w:spacing w:before="0" w:after="40"/>
+        <w:ind w:left="360" w:hanging="240"/>
+      </w:pPr>
+      <w:r>
+        <w:rPr>
+          <w:rFonts w:ascii="Arial" w:hAnsi="Arial" w:eastAsia="Arial" w:cs="Arial"/>
+          <w:b w:val="0"/>
+          <w:color w:val="000000"/>
+          <w:sz w:val="20"/>
+          <w:u w:val="none"/>
+        </w:rPr>
+        <w:t>2. Input the patron number and click "Enquiry".</w:t>
+      </w:r>
+    </w:p>
+    <w:p>
+      <w:pPr>
+        <w:spacing w:before="0" w:after="40"/>
+        <w:ind w:left="360" w:hanging="240"/>
+      </w:pPr>
+      <w:r>
+        <w:rPr>
+          <w:rFonts w:ascii="Arial" w:hAnsi="Arial" w:eastAsia="Arial" w:cs="Arial"/>
+          <w:b w:val="0"/>
+          <w:color w:val="000000"/>
+          <w:sz w:val="20"/>
+          <w:u w:val="none"/>
+        </w:rPr>
+        <w:t>3. Review the returned patron details.</w:t>
+      </w:r>
+    </w:p>
+    <w:p>
+      <w:pPr>
+        <w:spacing w:before="0" w:after="80"/>
+      </w:pPr>
+      <w:r>
+        <w:rPr>
+          <w:rFonts w:ascii="Arial" w:hAnsi="Arial" w:eastAsia="Arial" w:cs="Arial"/>
+          <w:b/>
+          <w:color w:val="000000"/>
+          <w:sz w:val="20"/>
+          <w:u w:val="none"/>
+        </w:rPr>
+        <w:t>Test Result(s):</w:t>
+      </w:r>
+    </w:p>
+    <w:p>
+      <w:pPr>
+        <w:spacing w:before="0" w:after="40"/>
+        <w:ind w:left="360" w:hanging="240"/>
+      </w:pPr>
+      <w:r>
+        <w:rPr>
+          <w:rFonts w:ascii="Arial" w:hAnsi="Arial" w:eastAsia="Arial" w:cs="Arial"/>
+          <w:b w:val="0"/>
+          <w:color w:val="000000"/>
+          <w:sz w:val="20"/>
+          <w:u w:val="none"/>
+        </w:rPr>
+        <w:t>1. The system follows the existing behavior in all three conditions.</w:t>
+      </w:r>
+    </w:p>
+    <w:p>
+      <w:pPr>
+        <w:spacing w:before="0" w:after="40"/>
+        <w:ind w:left="360" w:hanging="240"/>
+      </w:pPr>
+      <w:r>
+        <w:rPr>
+          <w:rFonts w:ascii="Arial" w:hAnsi="Arial" w:eastAsia="Arial" w:cs="Arial"/>
+          <w:b w:val="0"/>
+          <w:color w:val="000000"/>
+          <w:sz w:val="20"/>
+          <w:u w:val="none"/>
+        </w:rPr>
+        <w:t>2. The patron number remains masked as in the existing behavior.</w:t>
+      </w:r>
+    </w:p>
+    <w:p>
+      <w:pPr>
+        <w:spacing w:before="0" w:after="40"/>
+        <w:ind w:left="360" w:hanging="240"/>
+      </w:pPr>
+      <w:r>
+        <w:rPr>
+          <w:rFonts w:ascii="Arial" w:hAnsi="Arial" w:eastAsia="Arial" w:cs="Arial"/>
+          <w:b w:val="0"/>
+          <w:color w:val="000000"/>
+          <w:sz w:val="20"/>
+          <w:u w:val="none"/>
+        </w:rPr>
+        <w:t>3. The point balance and point department are displayed with their actual content without masking.</w:t>
       </w:r>
     </w:p>
     <w:sectPr>
